--- a/internal_doc/03.开发设计/Story-增强和重构sdbexprt.docx
+++ b/internal_doc/03.开发设计/Story-增强和重构sdbexprt.docx
@@ -915,7 +915,7 @@
               <w:ind w:left="0"/>
               <w:jc w:val="left"/>
               <w:rPr>
-                <w:rFonts w:ascii="Arial" w:eastAsia="宋体" w:hAnsi="Arial" w:cs="Arial" w:hint="eastAsia"/>
+                <w:rFonts w:ascii="Arial" w:eastAsia="宋体" w:hAnsi="Arial" w:cs="Arial"/>
                 <w:color w:val="00B050"/>
                 <w:kern w:val="0"/>
                 <w:sz w:val="20"/>
@@ -945,7 +945,7 @@
               <w:ind w:left="0"/>
               <w:jc w:val="left"/>
               <w:rPr>
-                <w:rFonts w:ascii="Arial" w:eastAsia="宋体" w:hAnsi="Arial" w:cs="Arial" w:hint="eastAsia"/>
+                <w:rFonts w:ascii="Arial" w:eastAsia="宋体" w:hAnsi="Arial" w:cs="Arial"/>
                 <w:color w:val="000000"/>
                 <w:kern w:val="0"/>
                 <w:sz w:val="20"/>
@@ -1252,7 +1252,7 @@
               <w:ind w:left="0"/>
               <w:jc w:val="left"/>
               <w:rPr>
-                <w:rFonts w:ascii="Arial" w:eastAsia="宋体" w:hAnsi="Arial" w:cs="Arial" w:hint="eastAsia"/>
+                <w:rFonts w:ascii="Arial" w:eastAsia="宋体" w:hAnsi="Arial" w:cs="Arial"/>
                 <w:color w:val="00B050"/>
                 <w:kern w:val="0"/>
                 <w:sz w:val="20"/>
@@ -1282,62 +1282,22 @@
               <w:ind w:left="0"/>
               <w:jc w:val="left"/>
               <w:rPr>
-                <w:rFonts w:ascii="Arial" w:eastAsia="宋体" w:hAnsi="Arial" w:cs="Arial" w:hint="eastAsia"/>
-                <w:color w:val="000000"/>
-                <w:kern w:val="0"/>
-                <w:sz w:val="20"/>
-                <w:szCs w:val="20"/>
-              </w:rPr>
-            </w:pPr>
-            <w:r>
-              <w:rPr>
-                <w:rFonts w:ascii="Arial" w:eastAsia="宋体" w:hAnsi="Arial" w:cs="Arial" w:hint="eastAsia"/>
-                <w:color w:val="000000"/>
-                <w:kern w:val="0"/>
-                <w:sz w:val="20"/>
-                <w:szCs w:val="20"/>
-              </w:rPr>
-              <w:t>强制导出</w:t>
-            </w:r>
-            <w:r>
-              <w:rPr>
-                <w:rFonts w:ascii="Arial" w:eastAsia="宋体" w:hAnsi="Arial" w:cs="Arial" w:hint="eastAsia"/>
-                <w:color w:val="000000"/>
-                <w:kern w:val="0"/>
-                <w:sz w:val="20"/>
-                <w:szCs w:val="20"/>
-              </w:rPr>
-              <w:t>或者生成字段</w:t>
-            </w:r>
-            <w:r>
-              <w:rPr>
-                <w:rFonts w:ascii="Arial" w:eastAsia="宋体" w:hAnsi="Arial" w:cs="Arial" w:hint="eastAsia"/>
-                <w:color w:val="000000"/>
-                <w:kern w:val="0"/>
-                <w:sz w:val="20"/>
-                <w:szCs w:val="20"/>
-              </w:rPr>
-              <w:t>时，</w:t>
-            </w:r>
-            <w:r>
-              <w:rPr>
-                <w:rFonts w:ascii="Arial" w:eastAsia="宋体" w:hAnsi="Arial" w:cs="Arial" w:hint="eastAsia"/>
-                <w:color w:val="000000"/>
-                <w:kern w:val="0"/>
-                <w:sz w:val="20"/>
-                <w:szCs w:val="20"/>
-              </w:rPr>
-              <w:t>是否</w:t>
-            </w:r>
-            <w:r>
-              <w:rPr>
-                <w:rFonts w:ascii="Arial" w:eastAsia="宋体" w:hAnsi="Arial" w:cs="Arial" w:hint="eastAsia"/>
-                <w:color w:val="000000"/>
-                <w:kern w:val="0"/>
-                <w:sz w:val="20"/>
-                <w:szCs w:val="20"/>
-              </w:rPr>
-              <w:t>包含</w:t>
+                <w:rFonts w:ascii="Arial" w:eastAsia="宋体" w:hAnsi="Arial" w:cs="Arial"/>
+                <w:color w:val="000000"/>
+                <w:kern w:val="0"/>
+                <w:sz w:val="20"/>
+                <w:szCs w:val="20"/>
+              </w:rPr>
+            </w:pPr>
+            <w:r>
+              <w:rPr>
+                <w:rFonts w:ascii="Arial" w:eastAsia="宋体" w:hAnsi="Arial" w:cs="Arial" w:hint="eastAsia"/>
+                <w:color w:val="000000"/>
+                <w:kern w:val="0"/>
+                <w:sz w:val="20"/>
+                <w:szCs w:val="20"/>
+              </w:rPr>
+              <w:t>强制导出或者生成字段时，是否包含</w:t>
             </w:r>
             <w:r>
               <w:rPr>
@@ -1373,13 +1333,7 @@
         </w:tc>
       </w:tr>
     </w:tbl>
-    <w:p>
-      <w:pPr>
-        <w:rPr>
-          <w:rFonts w:hint="eastAsia"/>
-        </w:rPr>
-      </w:pPr>
-    </w:p>
+    <w:p/>
     <w:p>
       <w:r>
         <w:rPr>
@@ -1752,27 +1706,7 @@
                 <w:sz w:val="20"/>
                 <w:szCs w:val="20"/>
               </w:rPr>
-              <w:t>选项互斥</w:t>
-            </w:r>
-            <w:r>
-              <w:rPr>
-                <w:rFonts w:ascii="Arial" w:eastAsia="宋体" w:hAnsi="Arial" w:cs="Arial" w:hint="eastAsia"/>
-                <w:color w:val="000000"/>
-                <w:kern w:val="0"/>
-                <w:sz w:val="20"/>
-                <w:szCs w:val="20"/>
-              </w:rPr>
-              <w:t>，</w:t>
-            </w:r>
-            <w:r>
-              <w:rPr>
-                <w:rFonts w:ascii="Arial" w:eastAsia="宋体" w:hAnsi="Arial" w:cs="Arial" w:hint="eastAsia"/>
-                <w:color w:val="000000"/>
-                <w:kern w:val="0"/>
-                <w:sz w:val="20"/>
-                <w:szCs w:val="20"/>
-              </w:rPr>
-              <w:t>（仅导出一个集合时有效）</w:t>
+              <w:t>选项互斥，（仅导出一个集合时有效）</w:t>
             </w:r>
           </w:p>
         </w:tc>
@@ -3049,7 +2983,7 @@
               <w:ind w:left="0"/>
               <w:jc w:val="left"/>
               <w:rPr>
-                <w:rFonts w:ascii="Arial" w:eastAsia="宋体" w:hAnsi="Arial" w:cs="Arial" w:hint="eastAsia"/>
+                <w:rFonts w:ascii="Arial" w:eastAsia="宋体" w:hAnsi="Arial" w:cs="Arial"/>
                 <w:color w:val="00B050"/>
                 <w:kern w:val="0"/>
                 <w:sz w:val="20"/>
@@ -3079,7 +3013,7 @@
               <w:ind w:left="0"/>
               <w:jc w:val="left"/>
               <w:rPr>
-                <w:rFonts w:ascii="Arial" w:eastAsia="宋体" w:hAnsi="Arial" w:cs="Arial" w:hint="eastAsia"/>
+                <w:rFonts w:ascii="Arial" w:eastAsia="宋体" w:hAnsi="Arial" w:cs="Arial"/>
                 <w:color w:val="000000"/>
                 <w:kern w:val="0"/>
                 <w:sz w:val="20"/>
@@ -3320,32 +3254,22 @@
               <w:ind w:left="0"/>
               <w:jc w:val="left"/>
               <w:rPr>
-                <w:rFonts w:ascii="Arial" w:eastAsia="宋体" w:hAnsi="Arial" w:cs="Arial" w:hint="eastAsia"/>
-                <w:color w:val="000000"/>
-                <w:kern w:val="0"/>
-                <w:sz w:val="20"/>
-                <w:szCs w:val="20"/>
-              </w:rPr>
-            </w:pPr>
-            <w:r>
-              <w:rPr>
-                <w:rFonts w:ascii="Arial" w:eastAsia="宋体" w:hAnsi="Arial" w:cs="Arial" w:hint="eastAsia"/>
-                <w:color w:val="000000"/>
-                <w:kern w:val="0"/>
-                <w:sz w:val="20"/>
-                <w:szCs w:val="20"/>
-              </w:rPr>
-              <w:t>指定一个配置文件名，将当前命令生成一个配置文件</w:t>
-            </w:r>
-            <w:r>
-              <w:rPr>
-                <w:rFonts w:ascii="Arial" w:eastAsia="宋体" w:hAnsi="Arial" w:cs="Arial" w:hint="eastAsia"/>
-                <w:color w:val="000000"/>
-                <w:kern w:val="0"/>
-                <w:sz w:val="20"/>
-                <w:szCs w:val="20"/>
-              </w:rPr>
-              <w:t>，即将命令行中所指定的选项和值按照“键</w:t>
+                <w:rFonts w:ascii="Arial" w:eastAsia="宋体" w:hAnsi="Arial" w:cs="Arial"/>
+                <w:color w:val="000000"/>
+                <w:kern w:val="0"/>
+                <w:sz w:val="20"/>
+                <w:szCs w:val="20"/>
+              </w:rPr>
+            </w:pPr>
+            <w:r>
+              <w:rPr>
+                <w:rFonts w:ascii="Arial" w:eastAsia="宋体" w:hAnsi="Arial" w:cs="Arial" w:hint="eastAsia"/>
+                <w:color w:val="000000"/>
+                <w:kern w:val="0"/>
+                <w:sz w:val="20"/>
+                <w:szCs w:val="20"/>
+              </w:rPr>
+              <w:t>指定一个配置文件名，将当前命令生成一个配置文件，即将命令行中所指定的选项和值按照“键</w:t>
             </w:r>
             <w:r>
               <w:rPr>
@@ -3365,17 +3289,7 @@
                 <w:sz w:val="20"/>
                 <w:szCs w:val="20"/>
               </w:rPr>
-              <w:t>值”的方式写入到配置文件</w:t>
-            </w:r>
-            <w:r>
-              <w:rPr>
-                <w:rFonts w:ascii="Arial" w:eastAsia="宋体" w:hAnsi="Arial" w:cs="Arial" w:hint="eastAsia"/>
-                <w:color w:val="000000"/>
-                <w:kern w:val="0"/>
-                <w:sz w:val="20"/>
-                <w:szCs w:val="20"/>
-              </w:rPr>
-              <w:t>，不执行导出工作；当同名配置文件已存在，报错。</w:t>
+              <w:t>值”的方式写入到配置文件，不执行导出工作；当同名配置文件已存在，报错。</w:t>
             </w:r>
           </w:p>
           <w:p>
@@ -3441,16 +3355,6 @@
                 <w:sz w:val="20"/>
                 <w:szCs w:val="20"/>
               </w:rPr>
-              <w:t>cl</w:t>
-            </w:r>
-            <w:r>
-              <w:rPr>
-                <w:rFonts w:ascii="Arial" w:eastAsia="宋体" w:hAnsi="Arial" w:cs="Arial" w:hint="eastAsia"/>
-                <w:color w:val="000000"/>
-                <w:kern w:val="0"/>
-                <w:sz w:val="20"/>
-                <w:szCs w:val="20"/>
-              </w:rPr>
               <w:t>fields</w:t>
             </w:r>
             <w:r>
@@ -3529,7 +3433,7 @@
               <w:ind w:left="0"/>
               <w:jc w:val="left"/>
               <w:rPr>
-                <w:rFonts w:ascii="Arial" w:eastAsia="宋体" w:hAnsi="Arial" w:cs="Arial" w:hint="eastAsia"/>
+                <w:rFonts w:ascii="Arial" w:eastAsia="宋体" w:hAnsi="Arial" w:cs="Arial"/>
                 <w:color w:val="000000"/>
                 <w:kern w:val="0"/>
                 <w:sz w:val="20"/>
@@ -4542,19 +4446,8 @@
         <w:t>重构之后类图：</w:t>
       </w:r>
     </w:p>
+    <w:p/>
     <w:p>
-      <w:pPr>
-        <w:rPr>
-          <w:rFonts w:hint="eastAsia"/>
-        </w:rPr>
-      </w:pPr>
-    </w:p>
-    <w:p>
-      <w:pPr>
-        <w:rPr>
-          <w:rFonts w:hint="eastAsia"/>
-        </w:rPr>
-      </w:pPr>
       <w:r>
         <w:rPr>
           <w:noProof/>
@@ -4608,11 +4501,6 @@
       </w:r>
     </w:p>
     <w:p>
-      <w:pPr>
-        <w:rPr>
-          <w:rFonts w:hint="eastAsia"/>
-        </w:rPr>
-      </w:pPr>
       <w:r>
         <w:rPr>
           <w:rFonts w:hint="eastAsia"/>
@@ -4666,14 +4554,10 @@
       </w:r>
     </w:p>
     <w:p>
-      <w:pPr>
-        <w:rPr>
-          <w:rFonts w:hint="eastAsia"/>
-        </w:rPr>
-      </w:pPr>
-      <w:r>
-        <w:rPr>
-          <w:rFonts w:hint="eastAsia"/>
+      <w:r>
+        <w:rPr>
+          <w:rFonts w:hint="eastAsia"/>
+          <w:noProof/>
         </w:rPr>
         <w:drawing>
           <wp:inline distT="0" distB="0" distL="0" distR="0">
@@ -4723,11 +4607,6 @@
       </w:r>
     </w:p>
     <w:p>
-      <w:pPr>
-        <w:rPr>
-          <w:rFonts w:hint="eastAsia"/>
-        </w:rPr>
-      </w:pPr>
       <w:r>
         <w:rPr>
           <w:rFonts w:hint="eastAsia"/>
@@ -4742,11 +4621,6 @@
       </w:r>
     </w:p>
     <w:p>
-      <w:pPr>
-        <w:rPr>
-          <w:rFonts w:hint="eastAsia"/>
-        </w:rPr>
-      </w:pPr>
       <w:r>
         <w:rPr>
           <w:rFonts w:hint="eastAsia"/>
@@ -4755,11 +4629,6 @@
       </w:r>
     </w:p>
     <w:p>
-      <w:pPr>
-        <w:rPr>
-          <w:rFonts w:hint="eastAsia"/>
-        </w:rPr>
-      </w:pPr>
       <w:r>
         <w:rPr>
           <w:rFonts w:hint="eastAsia"/>
@@ -4774,11 +4643,6 @@
       </w:r>
     </w:p>
     <w:p>
-      <w:pPr>
-        <w:rPr>
-          <w:rFonts w:hint="eastAsia"/>
-        </w:rPr>
-      </w:pPr>
       <w:r>
         <w:rPr>
           <w:rFonts w:hint="eastAsia"/>
@@ -4787,11 +4651,6 @@
       </w:r>
     </w:p>
     <w:p>
-      <w:pPr>
-        <w:rPr>
-          <w:rFonts w:hint="eastAsia"/>
-        </w:rPr>
-      </w:pPr>
       <w:r>
         <w:rPr>
           <w:rFonts w:hint="eastAsia"/>
@@ -4806,11 +4665,6 @@
       </w:r>
     </w:p>
     <w:p>
-      <w:pPr>
-        <w:rPr>
-          <w:rFonts w:hint="eastAsia"/>
-        </w:rPr>
-      </w:pPr>
       <w:r>
         <w:rPr>
           <w:rFonts w:hint="eastAsia"/>
@@ -4879,11 +4733,6 @@
       </w:r>
     </w:p>
     <w:p>
-      <w:pPr>
-        <w:rPr>
-          <w:rFonts w:hint="eastAsia"/>
-        </w:rPr>
-      </w:pPr>
       <w:r>
         <w:rPr>
           <w:rFonts w:hint="eastAsia"/>
@@ -4898,11 +4747,6 @@
       </w:r>
     </w:p>
     <w:p>
-      <w:pPr>
-        <w:rPr>
-          <w:rFonts w:hint="eastAsia"/>
-        </w:rPr>
-      </w:pPr>
       <w:r>
         <w:rPr>
           <w:rFonts w:hint="eastAsia"/>
@@ -4935,11 +4779,6 @@
       </w:r>
     </w:p>
     <w:p>
-      <w:pPr>
-        <w:rPr>
-          <w:rFonts w:hint="eastAsia"/>
-        </w:rPr>
-      </w:pPr>
       <w:r>
         <w:rPr>
           <w:rFonts w:hint="eastAsia"/>
@@ -4955,11 +4794,6 @@
       </w:r>
     </w:p>
     <w:p>
-      <w:pPr>
-        <w:rPr>
-          <w:rFonts w:hint="eastAsia"/>
-        </w:rPr>
-      </w:pPr>
       <w:r>
         <w:rPr>
           <w:rFonts w:hint="eastAsia"/>
@@ -5004,11 +4838,6 @@
       </w:r>
     </w:p>
     <w:p>
-      <w:pPr>
-        <w:rPr>
-          <w:rFonts w:hint="eastAsia"/>
-        </w:rPr>
-      </w:pPr>
       <w:r>
         <w:rPr>
           <w:rFonts w:hint="eastAsia"/>
@@ -5023,11 +4852,6 @@
       </w:r>
     </w:p>
     <w:p>
-      <w:pPr>
-        <w:rPr>
-          <w:rFonts w:hint="eastAsia"/>
-        </w:rPr>
-      </w:pPr>
       <w:r>
         <w:rPr>
           <w:rFonts w:hint="eastAsia"/>
@@ -5084,11 +4908,6 @@
       </w:r>
     </w:p>
     <w:p>
-      <w:pPr>
-        <w:rPr>
-          <w:rFonts w:hint="eastAsia"/>
-        </w:rPr>
-      </w:pPr>
       <w:r>
         <w:rPr>
           <w:rFonts w:hint="eastAsia"/>
@@ -5103,11 +4922,6 @@
       </w:r>
     </w:p>
     <w:p>
-      <w:pPr>
-        <w:rPr>
-          <w:rFonts w:hint="eastAsia"/>
-        </w:rPr>
-      </w:pPr>
       <w:r>
         <w:rPr>
           <w:rFonts w:hint="eastAsia"/>
@@ -5128,11 +4942,6 @@
       </w:r>
     </w:p>
     <w:p>
-      <w:pPr>
-        <w:rPr>
-          <w:rFonts w:hint="eastAsia"/>
-        </w:rPr>
-      </w:pPr>
       <w:r>
         <w:rPr>
           <w:rFonts w:hint="eastAsia"/>
@@ -5147,11 +4956,6 @@
       </w:r>
     </w:p>
     <w:p>
-      <w:pPr>
-        <w:rPr>
-          <w:rFonts w:hint="eastAsia"/>
-        </w:rPr>
-      </w:pPr>
       <w:r>
         <w:rPr>
           <w:rFonts w:hint="eastAsia"/>
@@ -5234,11 +5038,6 @@
       </w:r>
     </w:p>
     <w:p>
-      <w:pPr>
-        <w:rPr>
-          <w:rFonts w:hint="eastAsia"/>
-        </w:rPr>
-      </w:pPr>
       <w:r>
         <w:rPr>
           <w:rFonts w:hint="eastAsia"/>
@@ -5256,6 +5055,23 @@
           <w:rFonts w:hint="eastAsia"/>
         </w:rPr>
         <w:t>）主流程：</w:t>
+      </w:r>
+    </w:p>
+    <w:p>
+      <w:r>
+        <w:t>E</w:t>
+      </w:r>
+      <w:r>
+        <w:rPr>
+          <w:rFonts w:hint="eastAsia"/>
+        </w:rPr>
+        <w:t>xpRoutine.run()</w:t>
+      </w:r>
+      <w:r>
+        <w:rPr>
+          <w:rFonts w:hint="eastAsia"/>
+        </w:rPr>
+        <w:t>：</w:t>
       </w:r>
     </w:p>
     <w:p>
@@ -5264,23 +5080,6 @@
           <w:rFonts w:hint="eastAsia"/>
         </w:rPr>
       </w:pPr>
-      <w:r>
-        <w:t>E</w:t>
-      </w:r>
-      <w:r>
-        <w:rPr>
-          <w:rFonts w:hint="eastAsia"/>
-        </w:rPr>
-        <w:t>xpRoutine.run()</w:t>
-      </w:r>
-      <w:r>
-        <w:rPr>
-          <w:rFonts w:hint="eastAsia"/>
-        </w:rPr>
-        <w:t>：</w:t>
-      </w:r>
-    </w:p>
-    <w:p>
       <w:r>
         <w:object w:dxaOrig="6843" w:dyaOrig="4882">
           <v:shapetype id="_x0000_t75" coordsize="21600,21600" o:spt="75" o:preferrelative="t" path="m@4@5l@4@11@9@11@9@5xe" filled="f" stroked="f">
@@ -5305,16 +5104,11 @@
           <v:shape id="_x0000_i1025" type="#_x0000_t75" style="width:342.15pt;height:244.2pt" o:ole="">
             <v:imagedata r:id="rId11" o:title=""/>
           </v:shape>
-          <o:OLEObject Type="Embed" ProgID="Visio.Drawing.11" ShapeID="_x0000_i1025" DrawAspect="Content" ObjectID="_1533045369" r:id="rId12"/>
+          <o:OLEObject Type="Embed" ProgID="Visio.Drawing.11" ShapeID="_x0000_i1025" DrawAspect="Content" ObjectID="_1533446831" r:id="rId12"/>
         </w:object>
       </w:r>
     </w:p>
     <w:p>
-      <w:pPr>
-        <w:rPr>
-          <w:rFonts w:hint="eastAsia"/>
-        </w:rPr>
-      </w:pPr>
       <w:r>
         <w:rPr>
           <w:rFonts w:hint="eastAsia"/>
@@ -5361,17 +5155,11 @@
     <w:p>
       <w:pPr>
         <w:ind w:firstLine="63"/>
-        <w:rPr>
-          <w:rFonts w:hint="eastAsia"/>
-        </w:rPr>
       </w:pPr>
     </w:p>
     <w:p>
       <w:pPr>
         <w:ind w:firstLine="63"/>
-        <w:rPr>
-          <w:rFonts w:hint="eastAsia"/>
-        </w:rPr>
       </w:pPr>
       <w:r>
         <w:rPr>
@@ -5401,7 +5189,7 @@
           <v:shape id="_x0000_i1026" type="#_x0000_t75" style="width:379.6pt;height:406.65pt" o:ole="">
             <v:imagedata r:id="rId13" o:title=""/>
           </v:shape>
-          <o:OLEObject Type="Embed" ProgID="Visio.Drawing.11" ShapeID="_x0000_i1026" DrawAspect="Content" ObjectID="_1533045370" r:id="rId14"/>
+          <o:OLEObject Type="Embed" ProgID="Visio.Drawing.11" ShapeID="_x0000_i1026" DrawAspect="Content" ObjectID="_1533446832" r:id="rId14"/>
         </w:object>
       </w:r>
     </w:p>
@@ -5508,7 +5296,28 @@
           <w:p>
             <w:pPr>
               <w:ind w:left="0"/>
-            </w:pPr>
+              <w:rPr>
+                <w:rFonts w:hint="eastAsia"/>
+              </w:rPr>
+            </w:pPr>
+            <w:r>
+              <w:rPr>
+                <w:rFonts w:hint="eastAsia"/>
+              </w:rPr>
+              <w:t>选项</w:t>
+            </w:r>
+            <w:r>
+              <w:rPr>
+                <w:rFonts w:hint="eastAsia"/>
+              </w:rPr>
+              <w:t>errorstop</w:t>
+            </w:r>
+            <w:r>
+              <w:rPr>
+                <w:rFonts w:hint="eastAsia"/>
+              </w:rPr>
+              <w:t>实现</w:t>
+            </w:r>
           </w:p>
         </w:tc>
         <w:tc>
@@ -5519,6 +5328,54 @@
             <w:pPr>
               <w:ind w:left="0"/>
             </w:pPr>
+            <w:r>
+              <w:rPr>
+                <w:rFonts w:hint="eastAsia"/>
+              </w:rPr>
+              <w:t>errorstop</w:t>
+            </w:r>
+            <w:r>
+              <w:rPr>
+                <w:rFonts w:hint="eastAsia"/>
+              </w:rPr>
+              <w:t>选项，即若</w:t>
+            </w:r>
+            <w:r>
+              <w:rPr>
+                <w:rFonts w:hint="eastAsia"/>
+              </w:rPr>
+              <w:t>errorstop</w:t>
+            </w:r>
+            <w:r>
+              <w:rPr>
+                <w:rFonts w:hint="eastAsia"/>
+              </w:rPr>
+              <w:t>为</w:t>
+            </w:r>
+            <w:r>
+              <w:rPr>
+                <w:rFonts w:hint="eastAsia"/>
+              </w:rPr>
+              <w:t>false</w:t>
+            </w:r>
+            <w:r>
+              <w:rPr>
+                <w:rFonts w:hint="eastAsia"/>
+              </w:rPr>
+              <w:t>时，导出失败时跳过失败项继续导出；目前虽然对外开放该选项，但未实现，即</w:t>
+            </w:r>
+            <w:r>
+              <w:rPr>
+                <w:rFonts w:hint="eastAsia"/>
+              </w:rPr>
+              <w:t>errorstop</w:t>
+            </w:r>
+            <w:r>
+              <w:rPr>
+                <w:rFonts w:hint="eastAsia"/>
+              </w:rPr>
+              <w:t>目前是无效的；未来待实现。</w:t>
+            </w:r>
           </w:p>
         </w:tc>
       </w:tr>
@@ -5527,9 +5384,6 @@
     <w:p>
       <w:pPr>
         <w:pStyle w:val="Heading2"/>
-        <w:rPr>
-          <w:rFonts w:hint="eastAsia"/>
-        </w:rPr>
       </w:pPr>
       <w:r>
         <w:rPr>
@@ -5666,9 +5520,6 @@
           <w:p>
             <w:pPr>
               <w:ind w:left="0"/>
-              <w:rPr>
-                <w:rFonts w:hint="eastAsia"/>
-              </w:rPr>
             </w:pPr>
             <w:r>
               <w:rPr>
@@ -5685,6 +5536,7 @@
               <w:rPr>
                 <w:rFonts w:hint="eastAsia"/>
               </w:rPr>
+              <w:lastRenderedPageBreak/>
               <w:t>simple_</w:t>
             </w:r>
             <w:r>
@@ -5712,13 +5564,21 @@
               <w:rPr>
                 <w:rFonts w:hint="eastAsia"/>
               </w:rPr>
+              <w:lastRenderedPageBreak/>
               <w:t>单个集合</w:t>
             </w:r>
             <w:r>
               <w:rPr>
                 <w:rFonts w:hint="eastAsia"/>
               </w:rPr>
-              <w:t>简单</w:t>
+              <w:t>简</w:t>
+            </w:r>
+            <w:r>
+              <w:rPr>
+                <w:rFonts w:hint="eastAsia"/>
+              </w:rPr>
+              <w:lastRenderedPageBreak/>
+              <w:t>单</w:t>
             </w:r>
             <w:r>
               <w:rPr>
@@ -5735,186 +5595,6 @@
           <w:p>
             <w:pPr>
               <w:ind w:left="0"/>
-              <w:rPr>
-                <w:rFonts w:hint="eastAsia"/>
-              </w:rPr>
-            </w:pPr>
-            <w:r>
-              <w:rPr>
-                <w:rFonts w:hint="eastAsia"/>
-              </w:rPr>
-              <w:t>（</w:t>
-            </w:r>
-            <w:r>
-              <w:rPr>
-                <w:rFonts w:hint="eastAsia"/>
-              </w:rPr>
-              <w:t>1</w:t>
-            </w:r>
-            <w:r>
-              <w:rPr>
-                <w:rFonts w:hint="eastAsia"/>
-              </w:rPr>
-              <w:t>）使用</w:t>
-            </w:r>
-            <w:r>
-              <w:rPr>
-                <w:rFonts w:hint="eastAsia"/>
-              </w:rPr>
-              <w:t>-c</w:t>
-            </w:r>
-            <w:r>
-              <w:rPr>
-                <w:rFonts w:hint="eastAsia"/>
-              </w:rPr>
-              <w:t>、</w:t>
-            </w:r>
-            <w:r>
-              <w:rPr>
-                <w:rFonts w:hint="eastAsia"/>
-              </w:rPr>
-              <w:t>-l</w:t>
-            </w:r>
-            <w:r>
-              <w:rPr>
-                <w:rFonts w:hint="eastAsia"/>
-              </w:rPr>
-              <w:t>指定一个集合，导出</w:t>
-            </w:r>
-            <w:r>
-              <w:rPr>
-                <w:rFonts w:hint="eastAsia"/>
-              </w:rPr>
-              <w:t>json</w:t>
-            </w:r>
-            <w:r>
-              <w:rPr>
-                <w:rFonts w:hint="eastAsia"/>
-              </w:rPr>
-              <w:t>格式，</w:t>
-            </w:r>
-            <w:r>
-              <w:rPr>
-                <w:rFonts w:hint="eastAsia"/>
-              </w:rPr>
-              <w:t>--file</w:t>
-            </w:r>
-            <w:r>
-              <w:rPr>
-                <w:rFonts w:hint="eastAsia"/>
-              </w:rPr>
-              <w:t>指定导出文件，例如：</w:t>
-            </w:r>
-            <w:r>
-              <w:t xml:space="preserve">./bin/sdbexprt -p 50000 --type json -c cs1 -l cla --file </w:t>
-            </w:r>
-            <w:r>
-              <w:lastRenderedPageBreak/>
-              <w:t>exprtpath/cs1.cla.json</w:t>
-            </w:r>
-          </w:p>
-          <w:p>
-            <w:pPr>
-              <w:ind w:left="0"/>
-              <w:rPr>
-                <w:rFonts w:hint="eastAsia"/>
-              </w:rPr>
-            </w:pPr>
-            <w:r>
-              <w:rPr>
-                <w:rFonts w:hint="eastAsia"/>
-              </w:rPr>
-              <w:t>（</w:t>
-            </w:r>
-            <w:r>
-              <w:rPr>
-                <w:rFonts w:hint="eastAsia"/>
-              </w:rPr>
-              <w:t>2</w:t>
-            </w:r>
-            <w:r>
-              <w:rPr>
-                <w:rFonts w:hint="eastAsia"/>
-              </w:rPr>
-              <w:t>）使用</w:t>
-            </w:r>
-            <w:r>
-              <w:rPr>
-                <w:rFonts w:hint="eastAsia"/>
-              </w:rPr>
-              <w:t>--cscl</w:t>
-            </w:r>
-            <w:r>
-              <w:rPr>
-                <w:rFonts w:hint="eastAsia"/>
-              </w:rPr>
-              <w:t>指定一个集合全局名称，导出</w:t>
-            </w:r>
-            <w:r>
-              <w:rPr>
-                <w:rFonts w:hint="eastAsia"/>
-              </w:rPr>
-              <w:t>csv</w:t>
-            </w:r>
-            <w:r>
-              <w:rPr>
-                <w:rFonts w:hint="eastAsia"/>
-              </w:rPr>
-              <w:t>格式，</w:t>
-            </w:r>
-            <w:r>
-              <w:rPr>
-                <w:rFonts w:hint="eastAsia"/>
-              </w:rPr>
-              <w:t>--dir</w:t>
-            </w:r>
-            <w:r>
-              <w:rPr>
-                <w:rFonts w:hint="eastAsia"/>
-              </w:rPr>
-              <w:t>指定导出目录，</w:t>
-            </w:r>
-            <w:r>
-              <w:t>--fields</w:t>
-            </w:r>
-            <w:r>
-              <w:rPr>
-                <w:rFonts w:hint="eastAsia"/>
-              </w:rPr>
-              <w:t>指定导出集合的字段，其中包括一个集合中不存在的字段</w:t>
-            </w:r>
-            <w:r>
-              <w:rPr>
-                <w:rFonts w:hint="eastAsia"/>
-              </w:rPr>
-              <w:t>notExist</w:t>
-            </w:r>
-            <w:r>
-              <w:rPr>
-                <w:rFonts w:hint="eastAsia"/>
-              </w:rPr>
-              <w:t>，例如：</w:t>
-            </w:r>
-            <w:r>
-              <w:t>./bin/sdbexprt -p 50000 --type csv --cscl cs1.cla --dir exprtpath --fields cstr,cnum,notExist</w:t>
-            </w:r>
-          </w:p>
-          <w:p>
-            <w:pPr>
-              <w:ind w:left="0"/>
-            </w:pPr>
-          </w:p>
-        </w:tc>
-        <w:tc>
-          <w:tcPr>
-            <w:tcW w:w="1751" w:type="dxa"/>
-          </w:tcPr>
-          <w:p>
-            <w:pPr>
-              <w:ind w:left="0"/>
-              <w:rPr>
-                <w:rFonts w:hint="eastAsia"/>
-              </w:rPr>
             </w:pPr>
             <w:r>
               <w:rPr>
@@ -5933,7 +5613,38 @@
               <w:rPr>
                 <w:rFonts w:hint="eastAsia"/>
               </w:rPr>
-              <w:t>）导出成功，得到</w:t>
+              <w:t>）使用</w:t>
+            </w:r>
+            <w:r>
+              <w:rPr>
+                <w:rFonts w:hint="eastAsia"/>
+              </w:rPr>
+              <w:t>-c</w:t>
+            </w:r>
+            <w:r>
+              <w:rPr>
+                <w:rFonts w:hint="eastAsia"/>
+              </w:rPr>
+              <w:t>、</w:t>
+            </w:r>
+            <w:r>
+              <w:rPr>
+                <w:rFonts w:hint="eastAsia"/>
+              </w:rPr>
+              <w:t>-l</w:t>
+            </w:r>
+            <w:r>
+              <w:rPr>
+                <w:rFonts w:hint="eastAsia"/>
+              </w:rPr>
+              <w:t>指定一个集合，</w:t>
+            </w:r>
+            <w:r>
+              <w:rPr>
+                <w:rFonts w:hint="eastAsia"/>
+              </w:rPr>
+              <w:lastRenderedPageBreak/>
+              <w:t>导出</w:t>
             </w:r>
             <w:r>
               <w:rPr>
@@ -5945,6 +5656,157 @@
               <w:rPr>
                 <w:rFonts w:hint="eastAsia"/>
               </w:rPr>
+              <w:t>格式，</w:t>
+            </w:r>
+            <w:r>
+              <w:rPr>
+                <w:rFonts w:hint="eastAsia"/>
+              </w:rPr>
+              <w:t>--file</w:t>
+            </w:r>
+            <w:r>
+              <w:rPr>
+                <w:rFonts w:hint="eastAsia"/>
+              </w:rPr>
+              <w:t>指定导出文件，例如：</w:t>
+            </w:r>
+            <w:r>
+              <w:t>./bin/sdbexprt -p 50000 --type json -c cs1 -l cla --file exprtpath/cs1.cla.json</w:t>
+            </w:r>
+          </w:p>
+          <w:p>
+            <w:pPr>
+              <w:ind w:left="0"/>
+            </w:pPr>
+            <w:r>
+              <w:rPr>
+                <w:rFonts w:hint="eastAsia"/>
+              </w:rPr>
+              <w:t>（</w:t>
+            </w:r>
+            <w:r>
+              <w:rPr>
+                <w:rFonts w:hint="eastAsia"/>
+              </w:rPr>
+              <w:t>2</w:t>
+            </w:r>
+            <w:r>
+              <w:rPr>
+                <w:rFonts w:hint="eastAsia"/>
+              </w:rPr>
+              <w:t>）使用</w:t>
+            </w:r>
+            <w:r>
+              <w:rPr>
+                <w:rFonts w:hint="eastAsia"/>
+              </w:rPr>
+              <w:t>--cscl</w:t>
+            </w:r>
+            <w:r>
+              <w:rPr>
+                <w:rFonts w:hint="eastAsia"/>
+              </w:rPr>
+              <w:t>指定一个集合全局名称，导出</w:t>
+            </w:r>
+            <w:r>
+              <w:rPr>
+                <w:rFonts w:hint="eastAsia"/>
+              </w:rPr>
+              <w:t>csv</w:t>
+            </w:r>
+            <w:r>
+              <w:rPr>
+                <w:rFonts w:hint="eastAsia"/>
+              </w:rPr>
+              <w:t>格式，</w:t>
+            </w:r>
+            <w:r>
+              <w:rPr>
+                <w:rFonts w:hint="eastAsia"/>
+              </w:rPr>
+              <w:t>--dir</w:t>
+            </w:r>
+            <w:r>
+              <w:rPr>
+                <w:rFonts w:hint="eastAsia"/>
+              </w:rPr>
+              <w:t>指定导出目录，</w:t>
+            </w:r>
+            <w:r>
+              <w:t>--fields</w:t>
+            </w:r>
+            <w:r>
+              <w:rPr>
+                <w:rFonts w:hint="eastAsia"/>
+              </w:rPr>
+              <w:t>指定导出集合的字段，其中包括一个集合中不存在的字段</w:t>
+            </w:r>
+            <w:r>
+              <w:rPr>
+                <w:rFonts w:hint="eastAsia"/>
+              </w:rPr>
+              <w:t>notExist</w:t>
+            </w:r>
+            <w:r>
+              <w:rPr>
+                <w:rFonts w:hint="eastAsia"/>
+              </w:rPr>
+              <w:t>，例如：</w:t>
+            </w:r>
+            <w:r>
+              <w:t>./bin/sdbexprt -p 50000 --type csv --cscl cs1.cla --dir exprtpath --fields cstr,cnum,notExist</w:t>
+            </w:r>
+          </w:p>
+          <w:p>
+            <w:pPr>
+              <w:ind w:left="0"/>
+            </w:pPr>
+          </w:p>
+        </w:tc>
+        <w:tc>
+          <w:tcPr>
+            <w:tcW w:w="1751" w:type="dxa"/>
+          </w:tcPr>
+          <w:p>
+            <w:pPr>
+              <w:ind w:left="0"/>
+            </w:pPr>
+            <w:r>
+              <w:rPr>
+                <w:rFonts w:hint="eastAsia"/>
+              </w:rPr>
+              <w:lastRenderedPageBreak/>
+              <w:t>（</w:t>
+            </w:r>
+            <w:r>
+              <w:rPr>
+                <w:rFonts w:hint="eastAsia"/>
+              </w:rPr>
+              <w:t>1</w:t>
+            </w:r>
+            <w:r>
+              <w:rPr>
+                <w:rFonts w:hint="eastAsia"/>
+              </w:rPr>
+              <w:t>）导出成功，</w:t>
+            </w:r>
+            <w:r>
+              <w:rPr>
+                <w:rFonts w:hint="eastAsia"/>
+              </w:rPr>
+              <w:lastRenderedPageBreak/>
+              <w:t>得到</w:t>
+            </w:r>
+            <w:r>
+              <w:rPr>
+                <w:rFonts w:hint="eastAsia"/>
+              </w:rPr>
+              <w:t>json</w:t>
+            </w:r>
+            <w:r>
+              <w:rPr>
+                <w:rFonts w:hint="eastAsia"/>
+              </w:rPr>
               <w:t>文件和实际数据一致</w:t>
             </w:r>
           </w:p>
@@ -5968,14 +5830,7 @@
               <w:rPr>
                 <w:rFonts w:hint="eastAsia"/>
               </w:rPr>
-              <w:t>）导出成功，</w:t>
-            </w:r>
-            <w:r>
-              <w:rPr>
-                <w:rFonts w:hint="eastAsia"/>
-              </w:rPr>
-              <w:lastRenderedPageBreak/>
-              <w:t>在导出目录中存在一个以集合名称命名的文件（示例</w:t>
+              <w:t>）导出成功，在导出目录中存在一个以集合名称命名的文件（示例</w:t>
             </w:r>
             <w:r>
               <w:rPr>
@@ -6024,9 +5879,6 @@
           <w:p>
             <w:pPr>
               <w:ind w:left="0"/>
-              <w:rPr>
-                <w:rFonts w:hint="eastAsia"/>
-              </w:rPr>
             </w:pPr>
           </w:p>
         </w:tc>
@@ -6037,9 +5889,6 @@
           <w:p>
             <w:pPr>
               <w:ind w:left="0"/>
-              <w:rPr>
-                <w:rFonts w:hint="eastAsia"/>
-              </w:rPr>
             </w:pPr>
             <w:r>
               <w:rPr>
@@ -6056,9 +5905,6 @@
           <w:p>
             <w:pPr>
               <w:ind w:left="0"/>
-              <w:rPr>
-                <w:rFonts w:hint="eastAsia"/>
-              </w:rPr>
             </w:pPr>
             <w:r>
               <w:rPr>
@@ -6070,9 +5916,6 @@
           <w:p>
             <w:pPr>
               <w:ind w:left="0"/>
-              <w:rPr>
-                <w:rFonts w:hint="eastAsia"/>
-              </w:rPr>
             </w:pPr>
             <w:r>
               <w:rPr>
@@ -6114,9 +5957,6 @@
           <w:p>
             <w:pPr>
               <w:ind w:left="0"/>
-              <w:rPr>
-                <w:rFonts w:hint="eastAsia"/>
-              </w:rPr>
             </w:pPr>
             <w:r>
               <w:rPr>
@@ -6158,9 +5998,6 @@
           <w:p>
             <w:pPr>
               <w:ind w:left="0"/>
-              <w:rPr>
-                <w:rFonts w:hint="eastAsia"/>
-              </w:rPr>
             </w:pPr>
             <w:r>
               <w:rPr>
@@ -6234,9 +6071,6 @@
           <w:p>
             <w:pPr>
               <w:ind w:left="0"/>
-              <w:rPr>
-                <w:rFonts w:hint="eastAsia"/>
-              </w:rPr>
             </w:pPr>
             <w:r>
               <w:rPr>
@@ -6260,9 +6094,6 @@
           <w:p>
             <w:pPr>
               <w:ind w:left="0"/>
-              <w:rPr>
-                <w:rFonts w:hint="eastAsia"/>
-              </w:rPr>
             </w:pPr>
             <w:r>
               <w:rPr>
@@ -6286,9 +6117,6 @@
           <w:p>
             <w:pPr>
               <w:ind w:left="0"/>
-              <w:rPr>
-                <w:rFonts w:hint="eastAsia"/>
-              </w:rPr>
             </w:pPr>
             <w:r>
               <w:rPr>
@@ -6331,9 +6159,6 @@
           <w:p>
             <w:pPr>
               <w:ind w:left="0"/>
-              <w:rPr>
-                <w:rFonts w:hint="eastAsia"/>
-              </w:rPr>
             </w:pPr>
             <w:r>
               <w:rPr>
@@ -6345,9 +6170,6 @@
           <w:p>
             <w:pPr>
               <w:ind w:left="0"/>
-              <w:rPr>
-                <w:rFonts w:hint="eastAsia"/>
-              </w:rPr>
             </w:pPr>
             <w:r>
               <w:rPr>
@@ -6385,9 +6207,6 @@
           <w:p>
             <w:pPr>
               <w:ind w:left="0"/>
-              <w:rPr>
-                <w:rFonts w:hint="eastAsia"/>
-              </w:rPr>
             </w:pPr>
             <w:r>
               <w:rPr>
@@ -6450,9 +6269,6 @@
           <w:p>
             <w:pPr>
               <w:ind w:left="0"/>
-              <w:rPr>
-                <w:rFonts w:hint="eastAsia"/>
-              </w:rPr>
             </w:pPr>
             <w:r>
               <w:rPr>
@@ -6585,9 +6401,6 @@
           <w:p>
             <w:pPr>
               <w:ind w:left="0"/>
-              <w:rPr>
-                <w:rFonts w:hint="eastAsia"/>
-              </w:rPr>
             </w:pPr>
             <w:r>
               <w:rPr>
@@ -6731,9 +6544,6 @@
           <w:p>
             <w:pPr>
               <w:ind w:left="0"/>
-              <w:rPr>
-                <w:rFonts w:hint="eastAsia"/>
-              </w:rPr>
             </w:pPr>
             <w:r>
               <w:rPr>
@@ -6781,6 +6591,7 @@
               <w:rPr>
                 <w:rFonts w:hint="eastAsia"/>
               </w:rPr>
+              <w:lastRenderedPageBreak/>
               <w:t>对应集合空间中的一个集合，其中包括字段</w:t>
             </w:r>
             <w:r>
@@ -6790,6 +6601,963 @@
               <w:t>_id</w:t>
             </w:r>
           </w:p>
+          <w:p>
+            <w:pPr>
+              <w:ind w:left="0"/>
+            </w:pPr>
+            <w:r>
+              <w:rPr>
+                <w:rFonts w:hint="eastAsia"/>
+              </w:rPr>
+              <w:t>（</w:t>
+            </w:r>
+            <w:r>
+              <w:rPr>
+                <w:rFonts w:hint="eastAsia"/>
+              </w:rPr>
+              <w:t>3</w:t>
+            </w:r>
+            <w:r>
+              <w:rPr>
+                <w:rFonts w:hint="eastAsia"/>
+              </w:rPr>
+              <w:t>）生成配置文件，但不存在</w:t>
+            </w:r>
+            <w:r>
+              <w:rPr>
+                <w:rFonts w:hint="eastAsia"/>
+              </w:rPr>
+              <w:t>fields</w:t>
+            </w:r>
+            <w:r>
+              <w:rPr>
+                <w:rFonts w:hint="eastAsia"/>
+              </w:rPr>
+              <w:t>选项</w:t>
+            </w:r>
+          </w:p>
+        </w:tc>
+      </w:tr>
+      <w:tr>
+        <w:tc>
+          <w:tcPr>
+            <w:tcW w:w="1878" w:type="dxa"/>
+          </w:tcPr>
+          <w:p>
+            <w:pPr>
+              <w:ind w:left="0"/>
+            </w:pPr>
+            <w:r>
+              <w:rPr>
+                <w:rFonts w:hint="eastAsia"/>
+              </w:rPr>
+              <w:lastRenderedPageBreak/>
+              <w:t>sdbexprt.002.exportAll</w:t>
+            </w:r>
+          </w:p>
+        </w:tc>
+        <w:tc>
+          <w:tcPr>
+            <w:tcW w:w="1275" w:type="dxa"/>
+          </w:tcPr>
+          <w:p>
+            <w:pPr>
+              <w:ind w:left="0"/>
+            </w:pPr>
+            <w:r>
+              <w:rPr>
+                <w:rFonts w:hint="eastAsia"/>
+              </w:rPr>
+              <w:t>导出所有</w:t>
+            </w:r>
+          </w:p>
+        </w:tc>
+        <w:tc>
+          <w:tcPr>
+            <w:tcW w:w="3261" w:type="dxa"/>
+          </w:tcPr>
+          <w:p>
+            <w:pPr>
+              <w:ind w:left="0"/>
+            </w:pPr>
+            <w:r>
+              <w:rPr>
+                <w:rFonts w:hint="eastAsia"/>
+              </w:rPr>
+              <w:t>（</w:t>
+            </w:r>
+            <w:r>
+              <w:rPr>
+                <w:rFonts w:hint="eastAsia"/>
+              </w:rPr>
+              <w:t>1</w:t>
+            </w:r>
+            <w:r>
+              <w:rPr>
+                <w:rFonts w:hint="eastAsia"/>
+              </w:rPr>
+              <w:t>）</w:t>
+            </w:r>
+            <w:r>
+              <w:rPr>
+                <w:rFonts w:hint="eastAsia"/>
+              </w:rPr>
+              <w:t>-c</w:t>
+            </w:r>
+            <w:r>
+              <w:rPr>
+                <w:rFonts w:hint="eastAsia"/>
+              </w:rPr>
+              <w:t>、</w:t>
+            </w:r>
+            <w:r>
+              <w:rPr>
+                <w:rFonts w:hint="eastAsia"/>
+              </w:rPr>
+              <w:t>-l</w:t>
+            </w:r>
+            <w:r>
+              <w:rPr>
+                <w:rFonts w:hint="eastAsia"/>
+              </w:rPr>
+              <w:t>、</w:t>
+            </w:r>
+            <w:r>
+              <w:rPr>
+                <w:rFonts w:hint="eastAsia"/>
+              </w:rPr>
+              <w:t>--cscl</w:t>
+            </w:r>
+            <w:r>
+              <w:rPr>
+                <w:rFonts w:hint="eastAsia"/>
+              </w:rPr>
+              <w:t>都不指定，导出</w:t>
+            </w:r>
+            <w:r>
+              <w:rPr>
+                <w:rFonts w:hint="eastAsia"/>
+              </w:rPr>
+              <w:t>json</w:t>
+            </w:r>
+            <w:r>
+              <w:rPr>
+                <w:rFonts w:hint="eastAsia"/>
+              </w:rPr>
+              <w:t>格式，例如：</w:t>
+            </w:r>
+            <w:r>
+              <w:t>./bin/sdbexprt -p 50000 --dir exprtpath --type json</w:t>
+            </w:r>
+          </w:p>
+          <w:p>
+            <w:pPr>
+              <w:ind w:left="0"/>
+            </w:pPr>
+            <w:r>
+              <w:rPr>
+                <w:rFonts w:hint="eastAsia"/>
+              </w:rPr>
+              <w:t>（</w:t>
+            </w:r>
+            <w:r>
+              <w:rPr>
+                <w:rFonts w:hint="eastAsia"/>
+              </w:rPr>
+              <w:t>2</w:t>
+            </w:r>
+            <w:r>
+              <w:rPr>
+                <w:rFonts w:hint="eastAsia"/>
+              </w:rPr>
+              <w:t>）</w:t>
+            </w:r>
+            <w:r>
+              <w:rPr>
+                <w:rFonts w:hint="eastAsia"/>
+              </w:rPr>
+              <w:t>-c</w:t>
+            </w:r>
+            <w:r>
+              <w:rPr>
+                <w:rFonts w:hint="eastAsia"/>
+              </w:rPr>
+              <w:t>、</w:t>
+            </w:r>
+            <w:r>
+              <w:rPr>
+                <w:rFonts w:hint="eastAsia"/>
+              </w:rPr>
+              <w:t>-l</w:t>
+            </w:r>
+            <w:r>
+              <w:rPr>
+                <w:rFonts w:hint="eastAsia"/>
+              </w:rPr>
+              <w:t>、</w:t>
+            </w:r>
+            <w:r>
+              <w:rPr>
+                <w:rFonts w:hint="eastAsia"/>
+              </w:rPr>
+              <w:t>--cscl</w:t>
+            </w:r>
+            <w:r>
+              <w:rPr>
+                <w:rFonts w:hint="eastAsia"/>
+              </w:rPr>
+              <w:t>都不指定，</w:t>
+            </w:r>
+            <w:r>
+              <w:rPr>
+                <w:rFonts w:hint="eastAsia"/>
+              </w:rPr>
+              <w:t>--excludecscl</w:t>
+            </w:r>
+            <w:r>
+              <w:rPr>
+                <w:rFonts w:hint="eastAsia"/>
+              </w:rPr>
+              <w:t>指定一个集合空间和一个集合，确保排除之后还剩余若干个集合，</w:t>
+            </w:r>
+            <w:r>
+              <w:rPr>
+                <w:rFonts w:hint="eastAsia"/>
+              </w:rPr>
+              <w:t>--force</w:t>
+            </w:r>
+            <w:r>
+              <w:rPr>
+                <w:rFonts w:hint="eastAsia"/>
+              </w:rPr>
+              <w:t>值为</w:t>
+            </w:r>
+            <w:r>
+              <w:rPr>
+                <w:rFonts w:hint="eastAsia"/>
+              </w:rPr>
+              <w:t>true</w:t>
+            </w:r>
+            <w:r>
+              <w:rPr>
+                <w:rFonts w:hint="eastAsia"/>
+              </w:rPr>
+              <w:t>，例如：</w:t>
+            </w:r>
+            <w:r>
+              <w:t>./bin/sdbexprt -p 50000 --dir exprtpath --excludecs cs1,cs2.cla --force true</w:t>
+            </w:r>
+          </w:p>
+        </w:tc>
+        <w:tc>
+          <w:tcPr>
+            <w:tcW w:w="1751" w:type="dxa"/>
+          </w:tcPr>
+          <w:p>
+            <w:pPr>
+              <w:ind w:left="0"/>
+            </w:pPr>
+            <w:r>
+              <w:rPr>
+                <w:rFonts w:hint="eastAsia"/>
+              </w:rPr>
+              <w:t>（</w:t>
+            </w:r>
+            <w:r>
+              <w:rPr>
+                <w:rFonts w:hint="eastAsia"/>
+              </w:rPr>
+              <w:t>1</w:t>
+            </w:r>
+            <w:r>
+              <w:rPr>
+                <w:rFonts w:hint="eastAsia"/>
+              </w:rPr>
+              <w:t>）导出成功，数据库中的所有表导出到对应的</w:t>
+            </w:r>
+            <w:r>
+              <w:rPr>
+                <w:rFonts w:hint="eastAsia"/>
+              </w:rPr>
+              <w:t>json</w:t>
+            </w:r>
+            <w:r>
+              <w:rPr>
+                <w:rFonts w:hint="eastAsia"/>
+              </w:rPr>
+              <w:t>文件中，数据一致；</w:t>
+            </w:r>
+          </w:p>
+          <w:p>
+            <w:pPr>
+              <w:ind w:left="0"/>
+            </w:pPr>
+            <w:r>
+              <w:rPr>
+                <w:rFonts w:hint="eastAsia"/>
+              </w:rPr>
+              <w:t>（</w:t>
+            </w:r>
+            <w:r>
+              <w:rPr>
+                <w:rFonts w:hint="eastAsia"/>
+              </w:rPr>
+              <w:t>2</w:t>
+            </w:r>
+            <w:r>
+              <w:rPr>
+                <w:rFonts w:hint="eastAsia"/>
+              </w:rPr>
+              <w:t>）导出成功，除了显示排除的集合，所有集合导出到对应的</w:t>
+            </w:r>
+            <w:r>
+              <w:rPr>
+                <w:rFonts w:hint="eastAsia"/>
+              </w:rPr>
+              <w:t>csv</w:t>
+            </w:r>
+            <w:r>
+              <w:rPr>
+                <w:rFonts w:hint="eastAsia"/>
+              </w:rPr>
+              <w:t>文件中，数据一致，其中文件中的字段时集合第一行记录除了</w:t>
+            </w:r>
+            <w:r>
+              <w:rPr>
+                <w:rFonts w:hint="eastAsia"/>
+              </w:rPr>
+              <w:t>_id</w:t>
+            </w:r>
+            <w:r>
+              <w:rPr>
+                <w:rFonts w:hint="eastAsia"/>
+              </w:rPr>
+              <w:t>外的所有字段</w:t>
+            </w:r>
+          </w:p>
+        </w:tc>
+      </w:tr>
+      <w:tr>
+        <w:tc>
+          <w:tcPr>
+            <w:tcW w:w="1878" w:type="dxa"/>
+          </w:tcPr>
+          <w:p>
+            <w:pPr>
+              <w:ind w:left="0"/>
+            </w:pPr>
+            <w:r>
+              <w:rPr>
+                <w:rFonts w:hint="eastAsia"/>
+              </w:rPr>
+              <w:t>sdbexprt.002.</w:t>
+            </w:r>
+          </w:p>
+          <w:p>
+            <w:pPr>
+              <w:ind w:left="0"/>
+            </w:pPr>
+            <w:r>
+              <w:rPr>
+                <w:rFonts w:hint="eastAsia"/>
+              </w:rPr>
+              <w:t>exportMulti</w:t>
+            </w:r>
+          </w:p>
+        </w:tc>
+        <w:tc>
+          <w:tcPr>
+            <w:tcW w:w="1275" w:type="dxa"/>
+          </w:tcPr>
+          <w:p>
+            <w:pPr>
+              <w:ind w:left="0"/>
+            </w:pPr>
+            <w:r>
+              <w:rPr>
+                <w:rFonts w:hint="eastAsia"/>
+              </w:rPr>
+              <w:t>导出多集合</w:t>
+            </w:r>
+          </w:p>
+        </w:tc>
+        <w:tc>
+          <w:tcPr>
+            <w:tcW w:w="3261" w:type="dxa"/>
+          </w:tcPr>
+          <w:p>
+            <w:pPr>
+              <w:ind w:left="0"/>
+            </w:pPr>
+            <w:r>
+              <w:rPr>
+                <w:rFonts w:hint="eastAsia"/>
+              </w:rPr>
+              <w:t>（</w:t>
+            </w:r>
+            <w:r>
+              <w:rPr>
+                <w:rFonts w:hint="eastAsia"/>
+              </w:rPr>
+              <w:t>1</w:t>
+            </w:r>
+            <w:r>
+              <w:rPr>
+                <w:rFonts w:hint="eastAsia"/>
+              </w:rPr>
+              <w:t>）</w:t>
+            </w:r>
+            <w:r>
+              <w:rPr>
+                <w:rFonts w:hint="eastAsia"/>
+              </w:rPr>
+              <w:t>--cscl</w:t>
+            </w:r>
+            <w:r>
+              <w:rPr>
+                <w:rFonts w:hint="eastAsia"/>
+              </w:rPr>
+              <w:t>指定一个集合空间和集合，</w:t>
+            </w:r>
+            <w:r>
+              <w:rPr>
+                <w:rFonts w:hint="eastAsia"/>
+              </w:rPr>
+              <w:t>--filelimit</w:t>
+            </w:r>
+            <w:r>
+              <w:rPr>
+                <w:rFonts w:hint="eastAsia"/>
+              </w:rPr>
+              <w:t>值为</w:t>
+            </w:r>
+            <w:r>
+              <w:rPr>
+                <w:rFonts w:hint="eastAsia"/>
+              </w:rPr>
+              <w:t>1K</w:t>
+            </w:r>
+            <w:r>
+              <w:rPr>
+                <w:rFonts w:hint="eastAsia"/>
+              </w:rPr>
+              <w:t>，确保存在一个集合数据量超过</w:t>
+            </w:r>
+            <w:r>
+              <w:rPr>
+                <w:rFonts w:hint="eastAsia"/>
+              </w:rPr>
+              <w:t>1K</w:t>
+            </w:r>
+            <w:r>
+              <w:rPr>
+                <w:rFonts w:hint="eastAsia"/>
+              </w:rPr>
+              <w:t>，</w:t>
+            </w:r>
+            <w:r>
+              <w:rPr>
+                <w:rFonts w:hint="eastAsia"/>
+              </w:rPr>
+              <w:t>导出</w:t>
+            </w:r>
+            <w:r>
+              <w:rPr>
+                <w:rFonts w:hint="eastAsia"/>
+              </w:rPr>
+              <w:t>json</w:t>
+            </w:r>
+            <w:r>
+              <w:rPr>
+                <w:rFonts w:hint="eastAsia"/>
+              </w:rPr>
+              <w:t>格式，例如：</w:t>
+            </w:r>
+            <w:r>
+              <w:t>./bin/sdbexprt -p 50000 --dir exprtpath --type json --filelimit 1K --cscl cs2,cs3.clx</w:t>
+            </w:r>
+          </w:p>
+          <w:p>
+            <w:pPr>
+              <w:ind w:left="0"/>
+            </w:pPr>
+            <w:r>
+              <w:rPr>
+                <w:rFonts w:hint="eastAsia"/>
+              </w:rPr>
+              <w:t>（</w:t>
+            </w:r>
+            <w:r>
+              <w:rPr>
+                <w:rFonts w:hint="eastAsia"/>
+              </w:rPr>
+              <w:t>2</w:t>
+            </w:r>
+            <w:r>
+              <w:rPr>
+                <w:rFonts w:hint="eastAsia"/>
+              </w:rPr>
+              <w:t>）</w:t>
+            </w:r>
+            <w:r>
+              <w:rPr>
+                <w:rFonts w:hint="eastAsia"/>
+              </w:rPr>
+              <w:t>--cscl</w:t>
+            </w:r>
+            <w:r>
+              <w:rPr>
+                <w:rFonts w:hint="eastAsia"/>
+              </w:rPr>
+              <w:t>指定若干个集合空间和若干个集合，</w:t>
+            </w:r>
+            <w:r>
+              <w:rPr>
+                <w:rFonts w:hint="eastAsia"/>
+              </w:rPr>
+              <w:t>--excludecscl</w:t>
+            </w:r>
+            <w:r>
+              <w:rPr>
+                <w:rFonts w:hint="eastAsia"/>
+              </w:rPr>
+              <w:t>指定一个集合空间和一个集合，确保排除之后还剩余若干个集合，</w:t>
+            </w:r>
+            <w:r>
+              <w:rPr>
+                <w:rFonts w:hint="eastAsia"/>
+              </w:rPr>
+              <w:t>--genconf</w:t>
+            </w:r>
+            <w:r>
+              <w:rPr>
+                <w:rFonts w:hint="eastAsia"/>
+              </w:rPr>
+              <w:t>指定配置文件，</w:t>
+            </w:r>
+            <w:r>
+              <w:rPr>
+                <w:rFonts w:hint="eastAsia"/>
+              </w:rPr>
+              <w:t>--included</w:t>
+            </w:r>
+            <w:r>
+              <w:rPr>
+                <w:rFonts w:hint="eastAsia"/>
+              </w:rPr>
+              <w:t>值为</w:t>
+            </w:r>
+            <w:r>
+              <w:rPr>
+                <w:rFonts w:hint="eastAsia"/>
+              </w:rPr>
+              <w:t>false</w:t>
+            </w:r>
+            <w:r>
+              <w:rPr>
+                <w:rFonts w:hint="eastAsia"/>
+              </w:rPr>
+              <w:t>；执行生成配置文件；再使用</w:t>
+            </w:r>
+            <w:r>
+              <w:t>—</w:t>
+            </w:r>
+            <w:r>
+              <w:rPr>
+                <w:rFonts w:hint="eastAsia"/>
+              </w:rPr>
+              <w:t>conf</w:t>
+            </w:r>
+            <w:r>
+              <w:rPr>
+                <w:rFonts w:hint="eastAsia"/>
+              </w:rPr>
+              <w:t>指定配置文件，导出</w:t>
+            </w:r>
+            <w:r>
+              <w:rPr>
+                <w:rFonts w:hint="eastAsia"/>
+              </w:rPr>
+              <w:t>csv</w:t>
+            </w:r>
+            <w:r>
+              <w:rPr>
+                <w:rFonts w:hint="eastAsia"/>
+              </w:rPr>
+              <w:t>文件；例如：</w:t>
+            </w:r>
+            <w:r>
+              <w:rPr>
+                <w:rFonts w:hint="eastAsia"/>
+              </w:rPr>
+              <w:t>先执行</w:t>
+            </w:r>
+            <w:r>
+              <w:rPr>
+                <w:rFonts w:hint="eastAsia"/>
+              </w:rPr>
+              <w:t xml:space="preserve"> </w:t>
+            </w:r>
+            <w:r>
+              <w:t xml:space="preserve">./bin/sdbexprt -p 50000 --dir exprtpath --cscl cs1,cs2,cs3.clx --included false --excludecscl cs1,cs2.cla --genconf exprt.conf  </w:t>
+            </w:r>
+          </w:p>
+          <w:p>
+            <w:pPr>
+              <w:ind w:left="0"/>
+            </w:pPr>
+            <w:r>
+              <w:rPr>
+                <w:rFonts w:hint="eastAsia"/>
+              </w:rPr>
+              <w:t>再执行</w:t>
+            </w:r>
+            <w:r>
+              <w:t>./bin/sdbexprt --conf exprt.conf</w:t>
+            </w:r>
+          </w:p>
+        </w:tc>
+        <w:tc>
+          <w:tcPr>
+            <w:tcW w:w="1751" w:type="dxa"/>
+          </w:tcPr>
+          <w:p>
+            <w:pPr>
+              <w:ind w:left="0"/>
+            </w:pPr>
+            <w:r>
+              <w:rPr>
+                <w:rFonts w:hint="eastAsia"/>
+              </w:rPr>
+              <w:t>（</w:t>
+            </w:r>
+            <w:r>
+              <w:rPr>
+                <w:rFonts w:hint="eastAsia"/>
+              </w:rPr>
+              <w:t>1</w:t>
+            </w:r>
+            <w:r>
+              <w:rPr>
+                <w:rFonts w:hint="eastAsia"/>
+              </w:rPr>
+              <w:t>）导出成功，集合空间中的集合和另一个集合导出到对应的</w:t>
+            </w:r>
+            <w:r>
+              <w:rPr>
+                <w:rFonts w:hint="eastAsia"/>
+              </w:rPr>
+              <w:t>json</w:t>
+            </w:r>
+            <w:r>
+              <w:rPr>
+                <w:rFonts w:hint="eastAsia"/>
+              </w:rPr>
+              <w:t>文件中，数据一致</w:t>
+            </w:r>
+            <w:r>
+              <w:rPr>
+                <w:rFonts w:hint="eastAsia"/>
+              </w:rPr>
+              <w:t>，每个</w:t>
+            </w:r>
+            <w:r>
+              <w:rPr>
+                <w:rFonts w:hint="eastAsia"/>
+              </w:rPr>
+              <w:t>json</w:t>
+            </w:r>
+            <w:r>
+              <w:rPr>
+                <w:rFonts w:hint="eastAsia"/>
+              </w:rPr>
+              <w:t>文件不超过</w:t>
+            </w:r>
+            <w:r>
+              <w:rPr>
+                <w:rFonts w:hint="eastAsia"/>
+              </w:rPr>
+              <w:t>1K</w:t>
+            </w:r>
+            <w:r>
+              <w:rPr>
+                <w:rFonts w:hint="eastAsia"/>
+              </w:rPr>
+              <w:t>，集合数据量超过</w:t>
+            </w:r>
+            <w:r>
+              <w:rPr>
+                <w:rFonts w:hint="eastAsia"/>
+              </w:rPr>
+              <w:t>1K</w:t>
+            </w:r>
+            <w:r>
+              <w:rPr>
+                <w:rFonts w:hint="eastAsia"/>
+              </w:rPr>
+              <w:t>则切分为多个文件</w:t>
+            </w:r>
+            <w:r>
+              <w:rPr>
+                <w:rFonts w:hint="eastAsia"/>
+              </w:rPr>
+              <w:t>；</w:t>
+            </w:r>
+          </w:p>
+          <w:p>
+            <w:pPr>
+              <w:ind w:left="0"/>
+            </w:pPr>
+            <w:r>
+              <w:rPr>
+                <w:rFonts w:hint="eastAsia"/>
+              </w:rPr>
+              <w:t>（</w:t>
+            </w:r>
+            <w:r>
+              <w:rPr>
+                <w:rFonts w:hint="eastAsia"/>
+              </w:rPr>
+              <w:t>2</w:t>
+            </w:r>
+            <w:r>
+              <w:rPr>
+                <w:rFonts w:hint="eastAsia"/>
+              </w:rPr>
+              <w:t>）第一步，生成配置文件，配置文件中</w:t>
+            </w:r>
+            <w:r>
+              <w:rPr>
+                <w:rFonts w:hint="eastAsia"/>
+              </w:rPr>
+              <w:t>fields</w:t>
+            </w:r>
+            <w:r>
+              <w:rPr>
+                <w:rFonts w:hint="eastAsia"/>
+              </w:rPr>
+              <w:t>选项和集合一一对应；第二步，导出成功</w:t>
+            </w:r>
+            <w:r>
+              <w:rPr>
+                <w:rFonts w:hint="eastAsia"/>
+              </w:rPr>
+              <w:t>，</w:t>
+            </w:r>
+            <w:r>
+              <w:rPr>
+                <w:rFonts w:hint="eastAsia"/>
+              </w:rPr>
+              <w:t>csv</w:t>
+            </w:r>
+            <w:r>
+              <w:rPr>
+                <w:rFonts w:hint="eastAsia"/>
+              </w:rPr>
+              <w:t>文件无文件头部，</w:t>
+            </w:r>
+            <w:r>
+              <w:rPr>
+                <w:rFonts w:hint="eastAsia"/>
+              </w:rPr>
+              <w:t>数据正确</w:t>
+            </w:r>
+          </w:p>
+        </w:tc>
+      </w:tr>
+      <w:tr>
+        <w:tc>
+          <w:tcPr>
+            <w:tcW w:w="1878" w:type="dxa"/>
+          </w:tcPr>
+          <w:p>
+            <w:pPr>
+              <w:ind w:left="0"/>
+            </w:pPr>
+            <w:r>
+              <w:rPr>
+                <w:rFonts w:hint="eastAsia"/>
+              </w:rPr>
+              <w:t>sdbexprt.002.</w:t>
+            </w:r>
+          </w:p>
+          <w:p>
+            <w:pPr>
+              <w:ind w:left="0"/>
+            </w:pPr>
+            <w:r>
+              <w:rPr>
+                <w:rFonts w:hint="eastAsia"/>
+              </w:rPr>
+              <w:t>fieldsSpecify</w:t>
+            </w:r>
+          </w:p>
+        </w:tc>
+        <w:tc>
+          <w:tcPr>
+            <w:tcW w:w="1275" w:type="dxa"/>
+          </w:tcPr>
+          <w:p>
+            <w:pPr>
+              <w:ind w:left="0"/>
+            </w:pPr>
+            <w:r>
+              <w:rPr>
+                <w:rFonts w:hint="eastAsia"/>
+              </w:rPr>
+              <w:t>多集合字段显示指定</w:t>
+            </w:r>
+          </w:p>
+        </w:tc>
+        <w:tc>
+          <w:tcPr>
+            <w:tcW w:w="3261" w:type="dxa"/>
+          </w:tcPr>
+          <w:p>
+            <w:pPr>
+              <w:ind w:left="0"/>
+            </w:pPr>
+            <w:r>
+              <w:rPr>
+                <w:rFonts w:hint="eastAsia"/>
+              </w:rPr>
+              <w:t>（</w:t>
+            </w:r>
+            <w:r>
+              <w:rPr>
+                <w:rFonts w:hint="eastAsia"/>
+              </w:rPr>
+              <w:t>1</w:t>
+            </w:r>
+            <w:r>
+              <w:rPr>
+                <w:rFonts w:hint="eastAsia"/>
+              </w:rPr>
+              <w:t>）导出</w:t>
+            </w:r>
+            <w:r>
+              <w:rPr>
+                <w:rFonts w:hint="eastAsia"/>
+              </w:rPr>
+              <w:t>2</w:t>
+            </w:r>
+            <w:r>
+              <w:rPr>
+                <w:rFonts w:hint="eastAsia"/>
+              </w:rPr>
+              <w:t>个集合到</w:t>
+            </w:r>
+            <w:r>
+              <w:rPr>
+                <w:rFonts w:hint="eastAsia"/>
+              </w:rPr>
+              <w:t>csv</w:t>
+            </w:r>
+            <w:r>
+              <w:rPr>
+                <w:rFonts w:hint="eastAsia"/>
+              </w:rPr>
+              <w:t>，在命令行中指定两次</w:t>
+            </w:r>
+            <w:r>
+              <w:rPr>
+                <w:rFonts w:hint="eastAsia"/>
+              </w:rPr>
+              <w:t>fields</w:t>
+            </w:r>
+            <w:r>
+              <w:rPr>
+                <w:rFonts w:hint="eastAsia"/>
+              </w:rPr>
+              <w:t>选项，例如：</w:t>
+            </w:r>
+            <w:r>
+              <w:t xml:space="preserve">./bin/sdbexprt -p 50000 --dir </w:t>
+            </w:r>
+            <w:r>
+              <w:lastRenderedPageBreak/>
+              <w:t>exprtpath --cscl cs1.cla,cs2.cla --fields cs1.cla:cstr,cnum --fields cs2.cla:cnum</w:t>
+            </w:r>
+          </w:p>
+          <w:p>
+            <w:pPr>
+              <w:ind w:left="0"/>
+            </w:pPr>
+            <w:r>
+              <w:rPr>
+                <w:rFonts w:hint="eastAsia"/>
+              </w:rPr>
+              <w:t>（</w:t>
+            </w:r>
+            <w:r>
+              <w:rPr>
+                <w:rFonts w:hint="eastAsia"/>
+              </w:rPr>
+              <w:t>2</w:t>
+            </w:r>
+            <w:r>
+              <w:rPr>
+                <w:rFonts w:hint="eastAsia"/>
+              </w:rPr>
+              <w:t>）导出</w:t>
+            </w:r>
+            <w:r>
+              <w:rPr>
+                <w:rFonts w:hint="eastAsia"/>
+              </w:rPr>
+              <w:t>2</w:t>
+            </w:r>
+            <w:r>
+              <w:rPr>
+                <w:rFonts w:hint="eastAsia"/>
+              </w:rPr>
+              <w:t>个集合到</w:t>
+            </w:r>
+            <w:r>
+              <w:rPr>
+                <w:rFonts w:hint="eastAsia"/>
+              </w:rPr>
+              <w:t>csv</w:t>
+            </w:r>
+            <w:r>
+              <w:rPr>
+                <w:rFonts w:hint="eastAsia"/>
+              </w:rPr>
+              <w:t>，在命令行指定一个</w:t>
+            </w:r>
+            <w:r>
+              <w:rPr>
+                <w:rFonts w:hint="eastAsia"/>
+              </w:rPr>
+              <w:t>fields</w:t>
+            </w:r>
+            <w:r>
+              <w:rPr>
+                <w:rFonts w:hint="eastAsia"/>
+              </w:rPr>
+              <w:t>选项，在配置文件指定另一个</w:t>
+            </w:r>
+            <w:r>
+              <w:rPr>
+                <w:rFonts w:hint="eastAsia"/>
+              </w:rPr>
+              <w:t>fields</w:t>
+            </w:r>
+            <w:r>
+              <w:rPr>
+                <w:rFonts w:hint="eastAsia"/>
+              </w:rPr>
+              <w:t>选项，命令行结合配置文件进行导出，例如</w:t>
+            </w:r>
+            <w:r>
+              <w:t>./bin/sdbexprt --conf exprt.conf --fields cs1.cla:cstr,cnum</w:t>
+            </w:r>
+          </w:p>
+        </w:tc>
+        <w:tc>
+          <w:tcPr>
+            <w:tcW w:w="1751" w:type="dxa"/>
+          </w:tcPr>
           <w:p>
             <w:pPr>
               <w:ind w:left="0"/>
@@ -6805,25 +7573,43 @@
               <w:rPr>
                 <w:rFonts w:hint="eastAsia"/>
               </w:rPr>
-              <w:t>3</w:t>
-            </w:r>
-            <w:r>
-              <w:rPr>
-                <w:rFonts w:hint="eastAsia"/>
-              </w:rPr>
-              <w:t>）生成配置文件，但不存在</w:t>
-            </w:r>
-            <w:r>
-              <w:rPr>
-                <w:rFonts w:hint="eastAsia"/>
-              </w:rPr>
-              <w:t>fields</w:t>
-            </w:r>
-            <w:r>
-              <w:rPr>
-                <w:rFonts w:hint="eastAsia"/>
-              </w:rPr>
-              <w:t>选项</w:t>
+              <w:t>1</w:t>
+            </w:r>
+            <w:r>
+              <w:rPr>
+                <w:rFonts w:hint="eastAsia"/>
+              </w:rPr>
+              <w:t>）导出成功，数据正确</w:t>
+            </w:r>
+          </w:p>
+          <w:p>
+            <w:pPr>
+              <w:ind w:left="0"/>
+            </w:pPr>
+            <w:r>
+              <w:rPr>
+                <w:rFonts w:hint="eastAsia"/>
+              </w:rPr>
+              <w:t>（</w:t>
+            </w:r>
+            <w:r>
+              <w:rPr>
+                <w:rFonts w:hint="eastAsia"/>
+              </w:rPr>
+              <w:t>2</w:t>
+            </w:r>
+            <w:r>
+              <w:rPr>
+                <w:rFonts w:hint="eastAsia"/>
+              </w:rPr>
+              <w:t>）导出成功，</w:t>
+            </w:r>
+            <w:r>
+              <w:rPr>
+                <w:rFonts w:hint="eastAsia"/>
+              </w:rPr>
+              <w:lastRenderedPageBreak/>
+              <w:t>数据正确</w:t>
             </w:r>
           </w:p>
         </w:tc>
@@ -6842,7 +7628,18 @@
                 <w:rFonts w:hint="eastAsia"/>
               </w:rPr>
               <w:lastRenderedPageBreak/>
-              <w:t>sdbexprt.002.exportAll</w:t>
+              <w:t>sdbexprt.002.</w:t>
+            </w:r>
+          </w:p>
+          <w:p>
+            <w:pPr>
+              <w:ind w:left="0"/>
+            </w:pPr>
+            <w:r>
+              <w:rPr>
+                <w:rFonts w:hint="eastAsia"/>
+              </w:rPr>
+              <w:t>checkOptions</w:t>
             </w:r>
           </w:p>
         </w:tc>
@@ -6858,7 +7655,7 @@
               <w:rPr>
                 <w:rFonts w:hint="eastAsia"/>
               </w:rPr>
-              <w:t>导出所有</w:t>
+              <w:t>选项校验</w:t>
             </w:r>
           </w:p>
         </w:tc>
@@ -6869,9 +7666,6 @@
           <w:p>
             <w:pPr>
               <w:ind w:left="0"/>
-              <w:rPr>
-                <w:rFonts w:hint="eastAsia"/>
-              </w:rPr>
             </w:pPr>
             <w:r>
               <w:rPr>
@@ -6913,19 +7707,705 @@
               <w:rPr>
                 <w:rFonts w:hint="eastAsia"/>
               </w:rPr>
+              <w:t>选项只指定其一</w:t>
+            </w:r>
+          </w:p>
+          <w:p>
+            <w:pPr>
+              <w:ind w:left="0"/>
+            </w:pPr>
+            <w:r>
+              <w:rPr>
+                <w:rFonts w:hint="eastAsia"/>
+              </w:rPr>
+              <w:t>（</w:t>
+            </w:r>
+            <w:r>
+              <w:rPr>
+                <w:rFonts w:hint="eastAsia"/>
+              </w:rPr>
+              <w:t>2</w:t>
+            </w:r>
+            <w:r>
+              <w:rPr>
+                <w:rFonts w:hint="eastAsia"/>
+              </w:rPr>
+              <w:t>）</w:t>
+            </w:r>
+            <w:r>
+              <w:rPr>
+                <w:rFonts w:hint="eastAsia"/>
+              </w:rPr>
+              <w:t>--type</w:t>
+            </w:r>
+            <w:r>
+              <w:rPr>
+                <w:rFonts w:hint="eastAsia"/>
+              </w:rPr>
+              <w:t>指定非</w:t>
+            </w:r>
+            <w:r>
+              <w:rPr>
+                <w:rFonts w:hint="eastAsia"/>
+              </w:rPr>
+              <w:t>json</w:t>
+            </w:r>
+            <w:r>
+              <w:rPr>
+                <w:rFonts w:hint="eastAsia"/>
+              </w:rPr>
+              <w:t>或</w:t>
+            </w:r>
+            <w:r>
+              <w:rPr>
+                <w:rFonts w:hint="eastAsia"/>
+              </w:rPr>
+              <w:t>csv</w:t>
+            </w:r>
+            <w:r>
+              <w:rPr>
+                <w:rFonts w:hint="eastAsia"/>
+              </w:rPr>
+              <w:t>，如</w:t>
+            </w:r>
+            <w:r>
+              <w:rPr>
+                <w:rFonts w:hint="eastAsia"/>
+              </w:rPr>
+              <w:t>txt</w:t>
+            </w:r>
+          </w:p>
+          <w:p>
+            <w:pPr>
+              <w:ind w:left="0"/>
+            </w:pPr>
+            <w:r>
+              <w:rPr>
+                <w:rFonts w:hint="eastAsia"/>
+              </w:rPr>
+              <w:t>（</w:t>
+            </w:r>
+            <w:r>
+              <w:rPr>
+                <w:rFonts w:hint="eastAsia"/>
+              </w:rPr>
+              <w:t>3</w:t>
+            </w:r>
+            <w:r>
+              <w:rPr>
+                <w:rFonts w:hint="eastAsia"/>
+              </w:rPr>
+              <w:t>）同时指定</w:t>
+            </w:r>
+            <w:r>
+              <w:rPr>
+                <w:rFonts w:hint="eastAsia"/>
+              </w:rPr>
+              <w:t>--conf</w:t>
+            </w:r>
+            <w:r>
+              <w:rPr>
+                <w:rFonts w:hint="eastAsia"/>
+              </w:rPr>
+              <w:t>和</w:t>
+            </w:r>
+            <w:r>
+              <w:rPr>
+                <w:rFonts w:hint="eastAsia"/>
+              </w:rPr>
+              <w:t>--genconf</w:t>
+            </w:r>
+          </w:p>
+          <w:p>
+            <w:pPr>
+              <w:ind w:left="0"/>
+            </w:pPr>
+            <w:r>
+              <w:rPr>
+                <w:rFonts w:hint="eastAsia"/>
+              </w:rPr>
+              <w:t>（</w:t>
+            </w:r>
+            <w:r>
+              <w:rPr>
+                <w:rFonts w:hint="eastAsia"/>
+              </w:rPr>
+              <w:t>4</w:t>
+            </w:r>
+            <w:r>
+              <w:rPr>
+                <w:rFonts w:hint="eastAsia"/>
+              </w:rPr>
+              <w:t>）</w:t>
+            </w:r>
+            <w:r>
+              <w:rPr>
+                <w:rFonts w:hint="eastAsia"/>
+              </w:rPr>
+              <w:t>-c</w:t>
+            </w:r>
+            <w:r>
+              <w:rPr>
+                <w:rFonts w:hint="eastAsia"/>
+              </w:rPr>
               <w:t>、</w:t>
             </w:r>
             <w:r>
               <w:rPr>
                 <w:rFonts w:hint="eastAsia"/>
               </w:rPr>
+              <w:t>-l</w:t>
+            </w:r>
+            <w:r>
+              <w:rPr>
+                <w:rFonts w:hint="eastAsia"/>
+              </w:rPr>
+              <w:t>和</w:t>
+            </w:r>
+            <w:r>
+              <w:rPr>
+                <w:rFonts w:hint="eastAsia"/>
+              </w:rPr>
               <w:t>--cscl</w:t>
             </w:r>
             <w:r>
               <w:rPr>
                 <w:rFonts w:hint="eastAsia"/>
               </w:rPr>
-              <w:t>都不指定，导出</w:t>
+              <w:t>、</w:t>
+            </w:r>
+            <w:r>
+              <w:rPr>
+                <w:rFonts w:hint="eastAsia"/>
+              </w:rPr>
+              <w:t>--excludecscl</w:t>
+            </w:r>
+            <w:r>
+              <w:rPr>
+                <w:rFonts w:hint="eastAsia"/>
+              </w:rPr>
+              <w:t>混用</w:t>
+            </w:r>
+          </w:p>
+          <w:p>
+            <w:pPr>
+              <w:ind w:left="0"/>
+            </w:pPr>
+            <w:r>
+              <w:rPr>
+                <w:rFonts w:hint="eastAsia"/>
+              </w:rPr>
+              <w:t>（</w:t>
+            </w:r>
+            <w:r>
+              <w:rPr>
+                <w:rFonts w:hint="eastAsia"/>
+              </w:rPr>
+              <w:t>5</w:t>
+            </w:r>
+            <w:r>
+              <w:rPr>
+                <w:rFonts w:hint="eastAsia"/>
+              </w:rPr>
+              <w:t>）指定</w:t>
+            </w:r>
+            <w:r>
+              <w:rPr>
+                <w:rFonts w:hint="eastAsia"/>
+              </w:rPr>
+              <w:t>delchar</w:t>
+            </w:r>
+            <w:r>
+              <w:rPr>
+                <w:rFonts w:hint="eastAsia"/>
+              </w:rPr>
+              <w:t>、</w:t>
+            </w:r>
+            <w:r>
+              <w:rPr>
+                <w:rFonts w:hint="eastAsia"/>
+              </w:rPr>
+              <w:t>delfield</w:t>
+            </w:r>
+            <w:r>
+              <w:rPr>
+                <w:rFonts w:hint="eastAsia"/>
+              </w:rPr>
+              <w:t>、</w:t>
+            </w:r>
+            <w:r>
+              <w:rPr>
+                <w:rFonts w:hint="eastAsia"/>
+              </w:rPr>
+              <w:t>delrecord</w:t>
+            </w:r>
+            <w:r>
+              <w:rPr>
+                <w:rFonts w:hint="eastAsia"/>
+              </w:rPr>
+              <w:t>其中两个选项相等</w:t>
+            </w:r>
+          </w:p>
+          <w:p>
+            <w:pPr>
+              <w:ind w:left="0"/>
+            </w:pPr>
+            <w:r>
+              <w:rPr>
+                <w:rFonts w:hint="eastAsia"/>
+              </w:rPr>
+              <w:t>（</w:t>
+            </w:r>
+            <w:r>
+              <w:rPr>
+                <w:rFonts w:hint="eastAsia"/>
+              </w:rPr>
+              <w:t>6</w:t>
+            </w:r>
+            <w:r>
+              <w:rPr>
+                <w:rFonts w:hint="eastAsia"/>
+              </w:rPr>
+              <w:t>）指定</w:t>
+            </w:r>
+            <w:r>
+              <w:rPr>
+                <w:rFonts w:hint="eastAsia"/>
+              </w:rPr>
+              <w:t>delchar</w:t>
+            </w:r>
+            <w:r>
+              <w:rPr>
+                <w:rFonts w:hint="eastAsia"/>
+              </w:rPr>
+              <w:t>、</w:t>
+            </w:r>
+            <w:r>
+              <w:rPr>
+                <w:rFonts w:hint="eastAsia"/>
+              </w:rPr>
+              <w:t>delfield</w:t>
+            </w:r>
+            <w:r>
+              <w:rPr>
+                <w:rFonts w:hint="eastAsia"/>
+              </w:rPr>
+              <w:t>为空格或者‘</w:t>
+            </w:r>
+            <w:r>
+              <w:rPr>
+                <w:rFonts w:hint="eastAsia"/>
+              </w:rPr>
+              <w:t>\t</w:t>
+            </w:r>
+            <w:r>
+              <w:rPr>
+                <w:rFonts w:hint="eastAsia"/>
+              </w:rPr>
+              <w:t>’</w:t>
+            </w:r>
+          </w:p>
+          <w:p>
+            <w:pPr>
+              <w:ind w:left="0"/>
+            </w:pPr>
+            <w:r>
+              <w:rPr>
+                <w:rFonts w:hint="eastAsia"/>
+              </w:rPr>
+              <w:t>（</w:t>
+            </w:r>
+            <w:r>
+              <w:rPr>
+                <w:rFonts w:hint="eastAsia"/>
+              </w:rPr>
+              <w:t>7</w:t>
+            </w:r>
+            <w:r>
+              <w:rPr>
+                <w:rFonts w:hint="eastAsia"/>
+              </w:rPr>
+              <w:t>）同时指定</w:t>
+            </w:r>
+            <w:r>
+              <w:rPr>
+                <w:rFonts w:hint="eastAsia"/>
+              </w:rPr>
+              <w:t>file</w:t>
+            </w:r>
+            <w:r>
+              <w:rPr>
+                <w:rFonts w:hint="eastAsia"/>
+              </w:rPr>
+              <w:t>和</w:t>
+            </w:r>
+            <w:r>
+              <w:rPr>
+                <w:rFonts w:hint="eastAsia"/>
+              </w:rPr>
+              <w:t>dir</w:t>
+            </w:r>
+          </w:p>
+          <w:p>
+            <w:pPr>
+              <w:ind w:left="0"/>
+            </w:pPr>
+            <w:r>
+              <w:rPr>
+                <w:rFonts w:hint="eastAsia"/>
+              </w:rPr>
+              <w:t>（</w:t>
+            </w:r>
+            <w:r>
+              <w:rPr>
+                <w:rFonts w:hint="eastAsia"/>
+              </w:rPr>
+              <w:t>8</w:t>
+            </w:r>
+            <w:r>
+              <w:rPr>
+                <w:rFonts w:hint="eastAsia"/>
+              </w:rPr>
+              <w:t>）同时不指定</w:t>
+            </w:r>
+            <w:r>
+              <w:rPr>
+                <w:rFonts w:hint="eastAsia"/>
+              </w:rPr>
+              <w:t>file</w:t>
+            </w:r>
+            <w:r>
+              <w:rPr>
+                <w:rFonts w:hint="eastAsia"/>
+              </w:rPr>
+              <w:t>和</w:t>
+            </w:r>
+            <w:r>
+              <w:rPr>
+                <w:rFonts w:hint="eastAsia"/>
+              </w:rPr>
+              <w:t>dir</w:t>
+            </w:r>
+            <w:r>
+              <w:rPr>
+                <w:rFonts w:hint="eastAsia"/>
+              </w:rPr>
+              <w:t>，也不指定</w:t>
+            </w:r>
+            <w:r>
+              <w:rPr>
+                <w:rFonts w:hint="eastAsia"/>
+              </w:rPr>
+              <w:t>genconf</w:t>
+            </w:r>
+          </w:p>
+          <w:p>
+            <w:pPr>
+              <w:ind w:left="0"/>
+            </w:pPr>
+            <w:r>
+              <w:rPr>
+                <w:rFonts w:hint="eastAsia"/>
+              </w:rPr>
+              <w:t>（</w:t>
+            </w:r>
+            <w:r>
+              <w:rPr>
+                <w:rFonts w:hint="eastAsia"/>
+              </w:rPr>
+              <w:t>9</w:t>
+            </w:r>
+            <w:r>
+              <w:rPr>
+                <w:rFonts w:hint="eastAsia"/>
+              </w:rPr>
+              <w:t>）导出多集合时，指定</w:t>
+            </w:r>
+            <w:r>
+              <w:rPr>
+                <w:rFonts w:hint="eastAsia"/>
+              </w:rPr>
+              <w:t>file</w:t>
+            </w:r>
+            <w:r>
+              <w:rPr>
+                <w:rFonts w:hint="eastAsia"/>
+              </w:rPr>
+              <w:t>、</w:t>
+            </w:r>
+            <w:r>
+              <w:rPr>
+                <w:rFonts w:hint="eastAsia"/>
+              </w:rPr>
+              <w:t>select</w:t>
+            </w:r>
+            <w:r>
+              <w:rPr>
+                <w:rFonts w:hint="eastAsia"/>
+              </w:rPr>
+              <w:t>、</w:t>
+            </w:r>
+            <w:r>
+              <w:rPr>
+                <w:rFonts w:hint="eastAsia"/>
+              </w:rPr>
+              <w:t>sort</w:t>
+            </w:r>
+            <w:r>
+              <w:rPr>
+                <w:rFonts w:hint="eastAsia"/>
+              </w:rPr>
+              <w:t>、</w:t>
+            </w:r>
+            <w:r>
+              <w:rPr>
+                <w:rFonts w:hint="eastAsia"/>
+              </w:rPr>
+              <w:t>filter</w:t>
+            </w:r>
+          </w:p>
+          <w:p>
+            <w:pPr>
+              <w:ind w:left="0"/>
+            </w:pPr>
+            <w:r>
+              <w:rPr>
+                <w:rFonts w:hint="eastAsia"/>
+              </w:rPr>
+              <w:t>（</w:t>
+            </w:r>
+            <w:r>
+              <w:rPr>
+                <w:rFonts w:hint="eastAsia"/>
+              </w:rPr>
+              <w:t>10</w:t>
+            </w:r>
+            <w:r>
+              <w:rPr>
+                <w:rFonts w:hint="eastAsia"/>
+              </w:rPr>
+              <w:t>）</w:t>
+            </w:r>
+            <w:r>
+              <w:rPr>
+                <w:rFonts w:hint="eastAsia"/>
+              </w:rPr>
+              <w:t>导出多集合到</w:t>
+            </w:r>
+            <w:r>
+              <w:rPr>
+                <w:rFonts w:hint="eastAsia"/>
+              </w:rPr>
+              <w:t>csv</w:t>
+            </w:r>
+            <w:r>
+              <w:rPr>
+                <w:rFonts w:hint="eastAsia"/>
+              </w:rPr>
+              <w:t>，不指定</w:t>
+            </w:r>
+            <w:r>
+              <w:rPr>
+                <w:rFonts w:hint="eastAsia"/>
+              </w:rPr>
+              <w:t>force</w:t>
+            </w:r>
+            <w:r>
+              <w:rPr>
+                <w:rFonts w:hint="eastAsia"/>
+              </w:rPr>
+              <w:t>，只指定一个</w:t>
+            </w:r>
+            <w:r>
+              <w:rPr>
+                <w:rFonts w:hint="eastAsia"/>
+              </w:rPr>
+              <w:t>fields</w:t>
+            </w:r>
+          </w:p>
+          <w:p>
+            <w:pPr>
+              <w:ind w:left="0"/>
+            </w:pPr>
+            <w:r>
+              <w:rPr>
+                <w:rFonts w:hint="eastAsia"/>
+              </w:rPr>
+              <w:t>（</w:t>
+            </w:r>
+            <w:r>
+              <w:rPr>
+                <w:rFonts w:hint="eastAsia"/>
+              </w:rPr>
+              <w:t>11</w:t>
+            </w:r>
+            <w:r>
+              <w:rPr>
+                <w:rFonts w:hint="eastAsia"/>
+              </w:rPr>
+              <w:t>）同时指定</w:t>
+            </w:r>
+            <w:r>
+              <w:rPr>
+                <w:rFonts w:hint="eastAsia"/>
+              </w:rPr>
+              <w:t>fields</w:t>
+            </w:r>
+            <w:r>
+              <w:rPr>
+                <w:rFonts w:hint="eastAsia"/>
+              </w:rPr>
+              <w:t>和</w:t>
+            </w:r>
+            <w:r>
+              <w:rPr>
+                <w:rFonts w:hint="eastAsia"/>
+              </w:rPr>
+              <w:t>select</w:t>
+            </w:r>
+          </w:p>
+          <w:p>
+            <w:pPr>
+              <w:ind w:left="0"/>
+            </w:pPr>
+            <w:r>
+              <w:rPr>
+                <w:rFonts w:hint="eastAsia"/>
+              </w:rPr>
+              <w:t>（</w:t>
+            </w:r>
+            <w:r>
+              <w:rPr>
+                <w:rFonts w:hint="eastAsia"/>
+              </w:rPr>
+              <w:t>12</w:t>
+            </w:r>
+            <w:r>
+              <w:rPr>
+                <w:rFonts w:hint="eastAsia"/>
+              </w:rPr>
+              <w:t>）指定选项值格式不符合，如</w:t>
+            </w:r>
+            <w:r>
+              <w:rPr>
+                <w:rFonts w:hint="eastAsia"/>
+              </w:rPr>
+              <w:t>filelimit</w:t>
+            </w:r>
+            <w:r>
+              <w:rPr>
+                <w:rFonts w:hint="eastAsia"/>
+              </w:rPr>
+              <w:t>、</w:t>
+            </w:r>
+            <w:r>
+              <w:rPr>
+                <w:rFonts w:hint="eastAsia"/>
+              </w:rPr>
+              <w:t>fields</w:t>
+            </w:r>
+            <w:r>
+              <w:rPr>
+                <w:rFonts w:hint="eastAsia"/>
+              </w:rPr>
+              <w:t>等</w:t>
+            </w:r>
+          </w:p>
+          <w:p>
+            <w:pPr>
+              <w:ind w:left="0"/>
+            </w:pPr>
+            <w:r>
+              <w:rPr>
+                <w:rFonts w:hint="eastAsia"/>
+              </w:rPr>
+              <w:t>（</w:t>
+            </w:r>
+            <w:r>
+              <w:rPr>
+                <w:rFonts w:hint="eastAsia"/>
+              </w:rPr>
+              <w:t>13</w:t>
+            </w:r>
+            <w:r>
+              <w:rPr>
+                <w:rFonts w:hint="eastAsia"/>
+              </w:rPr>
+              <w:t>）指定一个无法连接的节点</w:t>
+            </w:r>
+          </w:p>
+        </w:tc>
+        <w:tc>
+          <w:tcPr>
+            <w:tcW w:w="1751" w:type="dxa"/>
+          </w:tcPr>
+          <w:p>
+            <w:pPr>
+              <w:ind w:left="0"/>
+            </w:pPr>
+            <w:r>
+              <w:rPr>
+                <w:rFonts w:hint="eastAsia"/>
+              </w:rPr>
+              <w:t>错误，其中提示：</w:t>
+            </w:r>
+          </w:p>
+          <w:p>
+            <w:pPr>
+              <w:ind w:left="0"/>
+            </w:pPr>
+            <w:r>
+              <w:rPr>
+                <w:rFonts w:hint="eastAsia"/>
+              </w:rPr>
+              <w:t>（</w:t>
+            </w:r>
+            <w:r>
+              <w:rPr>
+                <w:rFonts w:hint="eastAsia"/>
+              </w:rPr>
+              <w:t>1</w:t>
+            </w:r>
+            <w:r>
+              <w:rPr>
+                <w:rFonts w:hint="eastAsia"/>
+              </w:rPr>
+              <w:t>）必须同时指定</w:t>
+            </w:r>
+          </w:p>
+          <w:p>
+            <w:pPr>
+              <w:ind w:left="0"/>
+            </w:pPr>
+            <w:r>
+              <w:rPr>
+                <w:rFonts w:hint="eastAsia"/>
+              </w:rPr>
+              <w:t>（</w:t>
+            </w:r>
+            <w:r>
+              <w:rPr>
+                <w:rFonts w:hint="eastAsia"/>
+              </w:rPr>
+              <w:t>2</w:t>
+            </w:r>
+            <w:r>
+              <w:rPr>
+                <w:rFonts w:hint="eastAsia"/>
+              </w:rPr>
+              <w:t>）必须是</w:t>
+            </w:r>
+            <w:r>
+              <w:rPr>
+                <w:rFonts w:hint="eastAsia"/>
+              </w:rPr>
+              <w:t>csv</w:t>
+            </w:r>
+            <w:r>
+              <w:rPr>
+                <w:rFonts w:hint="eastAsia"/>
+              </w:rPr>
+              <w:t>或</w:t>
             </w:r>
             <w:r>
               <w:rPr>
@@ -6933,15 +8413,6 @@
               </w:rPr>
               <w:t>json</w:t>
             </w:r>
-            <w:r>
-              <w:rPr>
-                <w:rFonts w:hint="eastAsia"/>
-              </w:rPr>
-              <w:t>格式，例如：</w:t>
-            </w:r>
-            <w:r>
-              <w:t>./bin/sdbexprt -p 50000 --dir exprtpath --type json</w:t>
-            </w:r>
           </w:p>
           <w:p>
             <w:pPr>
@@ -6957,101 +8428,18 @@
               <w:rPr>
                 <w:rFonts w:hint="eastAsia"/>
               </w:rPr>
-              <w:t>2</w:t>
-            </w:r>
-            <w:r>
-              <w:rPr>
-                <w:rFonts w:hint="eastAsia"/>
-              </w:rPr>
-              <w:t>）</w:t>
-            </w:r>
-            <w:r>
-              <w:rPr>
-                <w:rFonts w:hint="eastAsia"/>
-              </w:rPr>
-              <w:t>-c</w:t>
-            </w:r>
-            <w:r>
-              <w:rPr>
-                <w:rFonts w:hint="eastAsia"/>
-              </w:rPr>
-              <w:t>、</w:t>
-            </w:r>
-            <w:r>
-              <w:rPr>
-                <w:rFonts w:hint="eastAsia"/>
-              </w:rPr>
-              <w:t>-l</w:t>
-            </w:r>
-            <w:r>
-              <w:rPr>
-                <w:rFonts w:hint="eastAsia"/>
-              </w:rPr>
-              <w:t>、</w:t>
-            </w:r>
-            <w:r>
-              <w:rPr>
-                <w:rFonts w:hint="eastAsia"/>
-              </w:rPr>
-              <w:t>--cscl</w:t>
-            </w:r>
-            <w:r>
-              <w:rPr>
-                <w:rFonts w:hint="eastAsia"/>
-              </w:rPr>
-              <w:t>都不指定，</w:t>
-            </w:r>
-            <w:r>
-              <w:rPr>
-                <w:rFonts w:hint="eastAsia"/>
-              </w:rPr>
-              <w:t>--excludecscl</w:t>
-            </w:r>
-            <w:r>
-              <w:rPr>
-                <w:rFonts w:hint="eastAsia"/>
-              </w:rPr>
-              <w:t>指定一个集合空间和一个集合，确保排除之后还剩余若干个集合，</w:t>
-            </w:r>
-            <w:r>
-              <w:rPr>
-                <w:rFonts w:hint="eastAsia"/>
-              </w:rPr>
-              <w:t>--force</w:t>
-            </w:r>
-            <w:r>
-              <w:rPr>
-                <w:rFonts w:hint="eastAsia"/>
-              </w:rPr>
-              <w:t>值为</w:t>
-            </w:r>
-            <w:r>
-              <w:rPr>
-                <w:rFonts w:hint="eastAsia"/>
-              </w:rPr>
-              <w:t>true</w:t>
-            </w:r>
-            <w:r>
-              <w:rPr>
-                <w:rFonts w:hint="eastAsia"/>
-              </w:rPr>
-              <w:t>，例如：</w:t>
-            </w:r>
-            <w:r>
-              <w:t>./bin/sdbexprt -p 50000 --dir exprtpath --excludecs cs1,cs2.cla --force true</w:t>
-            </w:r>
-          </w:p>
-        </w:tc>
-        <w:tc>
-          <w:tcPr>
-            <w:tcW w:w="1751" w:type="dxa"/>
-          </w:tcPr>
-          <w:p>
-            <w:pPr>
-              <w:ind w:left="0"/>
-              <w:rPr>
-                <w:rFonts w:hint="eastAsia"/>
-              </w:rPr>
+              <w:t>3</w:t>
+            </w:r>
+            <w:r>
+              <w:rPr>
+                <w:rFonts w:hint="eastAsia"/>
+              </w:rPr>
+              <w:t>）无法同时指定</w:t>
+            </w:r>
+          </w:p>
+          <w:p>
+            <w:pPr>
+              <w:ind w:left="0"/>
             </w:pPr>
             <w:r>
               <w:rPr>
@@ -7063,25 +8451,13 @@
               <w:rPr>
                 <w:rFonts w:hint="eastAsia"/>
               </w:rPr>
-              <w:t>1</w:t>
-            </w:r>
-            <w:r>
-              <w:rPr>
-                <w:rFonts w:hint="eastAsia"/>
-              </w:rPr>
-              <w:t>）导出成功，数据库中的所有表导出到对应的</w:t>
-            </w:r>
-            <w:r>
-              <w:rPr>
-                <w:rFonts w:hint="eastAsia"/>
-              </w:rPr>
-              <w:t>json</w:t>
-            </w:r>
-            <w:r>
-              <w:rPr>
-                <w:rFonts w:hint="eastAsia"/>
-              </w:rPr>
-              <w:t>文件中，数据一致；</w:t>
+              <w:t>4</w:t>
+            </w:r>
+            <w:r>
+              <w:rPr>
+                <w:rFonts w:hint="eastAsia"/>
+              </w:rPr>
+              <w:t>）不能混用</w:t>
             </w:r>
           </w:p>
           <w:p>
@@ -7098,98 +8474,18 @@
               <w:rPr>
                 <w:rFonts w:hint="eastAsia"/>
               </w:rPr>
-              <w:t>2</w:t>
-            </w:r>
-            <w:r>
-              <w:rPr>
-                <w:rFonts w:hint="eastAsia"/>
-              </w:rPr>
-              <w:t>）导出成功，除了显示排除的集合，所有集合导出到对应的</w:t>
-            </w:r>
-            <w:r>
-              <w:rPr>
-                <w:rFonts w:hint="eastAsia"/>
-              </w:rPr>
-              <w:t>csv</w:t>
-            </w:r>
-            <w:r>
-              <w:rPr>
-                <w:rFonts w:hint="eastAsia"/>
-              </w:rPr>
-              <w:t>文件中，数据一致，其中文件中的字段时集合第一行记录除了</w:t>
-            </w:r>
-            <w:r>
-              <w:rPr>
-                <w:rFonts w:hint="eastAsia"/>
-              </w:rPr>
-              <w:t>_id</w:t>
-            </w:r>
-            <w:r>
-              <w:rPr>
-                <w:rFonts w:hint="eastAsia"/>
-              </w:rPr>
-              <w:t>外的所有字段</w:t>
-            </w:r>
-          </w:p>
-        </w:tc>
-      </w:tr>
-      <w:tr>
-        <w:tc>
-          <w:tcPr>
-            <w:tcW w:w="1878" w:type="dxa"/>
-          </w:tcPr>
-          <w:p>
-            <w:pPr>
-              <w:ind w:left="0"/>
-              <w:rPr>
-                <w:rFonts w:hint="eastAsia"/>
-              </w:rPr>
-            </w:pPr>
-            <w:r>
-              <w:rPr>
-                <w:rFonts w:hint="eastAsia"/>
-              </w:rPr>
-              <w:t>sdbexprt.002.</w:t>
-            </w:r>
-          </w:p>
-          <w:p>
-            <w:pPr>
-              <w:ind w:left="0"/>
-            </w:pPr>
-            <w:r>
-              <w:rPr>
-                <w:rFonts w:hint="eastAsia"/>
-              </w:rPr>
-              <w:t>exportMulti</w:t>
-            </w:r>
-          </w:p>
-        </w:tc>
-        <w:tc>
-          <w:tcPr>
-            <w:tcW w:w="1275" w:type="dxa"/>
-          </w:tcPr>
-          <w:p>
-            <w:pPr>
-              <w:ind w:left="0"/>
-            </w:pPr>
-            <w:r>
-              <w:rPr>
-                <w:rFonts w:hint="eastAsia"/>
-              </w:rPr>
-              <w:t>导出多集合</w:t>
-            </w:r>
-          </w:p>
-        </w:tc>
-        <w:tc>
-          <w:tcPr>
-            <w:tcW w:w="3261" w:type="dxa"/>
-          </w:tcPr>
-          <w:p>
-            <w:pPr>
-              <w:ind w:left="0"/>
-              <w:rPr>
-                <w:rFonts w:hint="eastAsia"/>
-              </w:rPr>
+              <w:t>5</w:t>
+            </w:r>
+            <w:r>
+              <w:rPr>
+                <w:rFonts w:hint="eastAsia"/>
+              </w:rPr>
+              <w:t>）两两之间不能相等</w:t>
+            </w:r>
+          </w:p>
+          <w:p>
+            <w:pPr>
+              <w:ind w:left="0"/>
             </w:pPr>
             <w:r>
               <w:rPr>
@@ -7201,90 +8497,24 @@
               <w:rPr>
                 <w:rFonts w:hint="eastAsia"/>
               </w:rPr>
-              <w:t>1</w:t>
-            </w:r>
-            <w:r>
-              <w:rPr>
-                <w:rFonts w:hint="eastAsia"/>
-              </w:rPr>
-              <w:t>）</w:t>
-            </w:r>
-            <w:r>
-              <w:rPr>
-                <w:rFonts w:hint="eastAsia"/>
-              </w:rPr>
-              <w:t>--cscl</w:t>
-            </w:r>
-            <w:r>
-              <w:rPr>
-                <w:rFonts w:hint="eastAsia"/>
-              </w:rPr>
-              <w:t>指定一个集合空间和集合，</w:t>
-            </w:r>
-            <w:r>
-              <w:rPr>
-                <w:rFonts w:hint="eastAsia"/>
-              </w:rPr>
-              <w:t>--filelimit</w:t>
-            </w:r>
-            <w:r>
-              <w:rPr>
-                <w:rFonts w:hint="eastAsia"/>
-              </w:rPr>
-              <w:t>值为</w:t>
-            </w:r>
-            <w:r>
-              <w:rPr>
-                <w:rFonts w:hint="eastAsia"/>
-              </w:rPr>
-              <w:t>1K</w:t>
-            </w:r>
-            <w:r>
-              <w:rPr>
-                <w:rFonts w:hint="eastAsia"/>
-              </w:rPr>
-              <w:t>，确保存在一个集合数据量超过</w:t>
-            </w:r>
-            <w:r>
-              <w:rPr>
-                <w:rFonts w:hint="eastAsia"/>
-              </w:rPr>
-              <w:t>1K</w:t>
-            </w:r>
-            <w:r>
-              <w:rPr>
-                <w:rFonts w:hint="eastAsia"/>
-              </w:rPr>
-              <w:t>，</w:t>
-            </w:r>
-            <w:r>
-              <w:rPr>
-                <w:rFonts w:hint="eastAsia"/>
-              </w:rPr>
-              <w:t>导出</w:t>
-            </w:r>
-            <w:r>
-              <w:rPr>
-                <w:rFonts w:hint="eastAsia"/>
-              </w:rPr>
-              <w:t>json</w:t>
-            </w:r>
-            <w:r>
-              <w:rPr>
-                <w:rFonts w:hint="eastAsia"/>
-              </w:rPr>
-              <w:t>格式，例如：</w:t>
-            </w:r>
-            <w:r>
-              <w:t>./bin/sdbexprt -p 50000 --dir exprtpath --type json --filelimit 1K --cscl cs2,cs3.clx</w:t>
-            </w:r>
-          </w:p>
-          <w:p>
-            <w:pPr>
-              <w:ind w:left="0"/>
-              <w:rPr>
-                <w:rFonts w:hint="eastAsia"/>
-              </w:rPr>
+              <w:t>6</w:t>
+            </w:r>
+            <w:r>
+              <w:rPr>
+                <w:rFonts w:hint="eastAsia"/>
+              </w:rPr>
+              <w:t>）不能为空格或者</w:t>
+            </w:r>
+            <w:r>
+              <w:rPr>
+                <w:rFonts w:hint="eastAsia"/>
+              </w:rPr>
+              <w:t>tab</w:t>
+            </w:r>
+          </w:p>
+          <w:p>
+            <w:pPr>
+              <w:ind w:left="0"/>
             </w:pPr>
             <w:r>
               <w:rPr>
@@ -7296,142 +8526,18 @@
               <w:rPr>
                 <w:rFonts w:hint="eastAsia"/>
               </w:rPr>
-              <w:t>2</w:t>
-            </w:r>
-            <w:r>
-              <w:rPr>
-                <w:rFonts w:hint="eastAsia"/>
-              </w:rPr>
-              <w:t>）</w:t>
-            </w:r>
-            <w:r>
-              <w:rPr>
-                <w:rFonts w:hint="eastAsia"/>
-              </w:rPr>
-              <w:t>--cscl</w:t>
-            </w:r>
-            <w:r>
-              <w:rPr>
-                <w:rFonts w:hint="eastAsia"/>
-              </w:rPr>
-              <w:t>指定若干个集合空间和若干个集合，</w:t>
-            </w:r>
-            <w:r>
-              <w:rPr>
-                <w:rFonts w:hint="eastAsia"/>
-              </w:rPr>
-              <w:t>--excludecscl</w:t>
-            </w:r>
-            <w:r>
-              <w:rPr>
-                <w:rFonts w:hint="eastAsia"/>
-              </w:rPr>
-              <w:t>指定一个集合空间和一个集合，确保排除之后还剩余若干个集合，</w:t>
-            </w:r>
-            <w:r>
-              <w:rPr>
-                <w:rFonts w:hint="eastAsia"/>
-              </w:rPr>
-              <w:t>--genconf</w:t>
-            </w:r>
-            <w:r>
-              <w:rPr>
-                <w:rFonts w:hint="eastAsia"/>
-              </w:rPr>
-              <w:t>指定配置文件，</w:t>
-            </w:r>
-            <w:r>
-              <w:rPr>
-                <w:rFonts w:hint="eastAsia"/>
-              </w:rPr>
-              <w:t>--included</w:t>
-            </w:r>
-            <w:r>
-              <w:rPr>
-                <w:rFonts w:hint="eastAsia"/>
-              </w:rPr>
-              <w:t>值为</w:t>
-            </w:r>
-            <w:r>
-              <w:rPr>
-                <w:rFonts w:hint="eastAsia"/>
-              </w:rPr>
-              <w:t>false</w:t>
-            </w:r>
-            <w:r>
-              <w:rPr>
-                <w:rFonts w:hint="eastAsia"/>
-              </w:rPr>
-              <w:t>；执行生成配置文件；再使用</w:t>
-            </w:r>
-            <w:r>
-              <w:t>—</w:t>
-            </w:r>
-            <w:r>
-              <w:rPr>
-                <w:rFonts w:hint="eastAsia"/>
-              </w:rPr>
-              <w:t>conf</w:t>
-            </w:r>
-            <w:r>
-              <w:rPr>
-                <w:rFonts w:hint="eastAsia"/>
-              </w:rPr>
-              <w:t>指定配置文件，导出</w:t>
-            </w:r>
-            <w:r>
-              <w:rPr>
-                <w:rFonts w:hint="eastAsia"/>
-              </w:rPr>
-              <w:t>csv</w:t>
-            </w:r>
-            <w:r>
-              <w:rPr>
-                <w:rFonts w:hint="eastAsia"/>
-              </w:rPr>
-              <w:t>文件；例如：</w:t>
-            </w:r>
-            <w:r>
-              <w:rPr>
-                <w:rFonts w:hint="eastAsia"/>
-              </w:rPr>
-              <w:t>先执行</w:t>
-            </w:r>
-            <w:r>
-              <w:rPr>
-                <w:rFonts w:hint="eastAsia"/>
-              </w:rPr>
-              <w:t xml:space="preserve"> </w:t>
-            </w:r>
-            <w:r>
-              <w:t xml:space="preserve">./bin/sdbexprt -p 50000 --dir exprtpath --cscl cs1,cs2,cs3.clx --included false --excludecscl cs1,cs2.cla --genconf exprt.conf  </w:t>
-            </w:r>
-          </w:p>
-          <w:p>
-            <w:pPr>
-              <w:ind w:left="0"/>
-            </w:pPr>
-            <w:r>
-              <w:rPr>
-                <w:rFonts w:hint="eastAsia"/>
-              </w:rPr>
-              <w:t>再执行</w:t>
-            </w:r>
-            <w:r>
-              <w:t>./bin/sdbexprt --conf exprt.conf</w:t>
-            </w:r>
-          </w:p>
-        </w:tc>
-        <w:tc>
-          <w:tcPr>
-            <w:tcW w:w="1751" w:type="dxa"/>
-          </w:tcPr>
-          <w:p>
-            <w:pPr>
-              <w:ind w:left="0"/>
-              <w:rPr>
-                <w:rFonts w:hint="eastAsia"/>
-              </w:rPr>
+              <w:t>7</w:t>
+            </w:r>
+            <w:r>
+              <w:rPr>
+                <w:rFonts w:hint="eastAsia"/>
+              </w:rPr>
+              <w:t>）无法同时指定</w:t>
+            </w:r>
+          </w:p>
+          <w:p>
+            <w:pPr>
+              <w:ind w:left="0"/>
             </w:pPr>
             <w:r>
               <w:rPr>
@@ -7443,73 +8549,13 @@
               <w:rPr>
                 <w:rFonts w:hint="eastAsia"/>
               </w:rPr>
-              <w:t>1</w:t>
-            </w:r>
-            <w:r>
-              <w:rPr>
-                <w:rFonts w:hint="eastAsia"/>
-              </w:rPr>
-              <w:t>）导出成功，集合空间中的集合和另一个集合导出到对应的</w:t>
-            </w:r>
-            <w:r>
-              <w:rPr>
-                <w:rFonts w:hint="eastAsia"/>
-              </w:rPr>
-              <w:t>json</w:t>
-            </w:r>
-            <w:r>
-              <w:rPr>
-                <w:rFonts w:hint="eastAsia"/>
-              </w:rPr>
-              <w:t>文件中，数据一致</w:t>
-            </w:r>
-            <w:r>
-              <w:rPr>
-                <w:rFonts w:hint="eastAsia"/>
-              </w:rPr>
-              <w:t>，每个</w:t>
-            </w:r>
-            <w:r>
-              <w:rPr>
-                <w:rFonts w:hint="eastAsia"/>
-              </w:rPr>
-              <w:t>json</w:t>
-            </w:r>
-            <w:r>
-              <w:rPr>
-                <w:rFonts w:hint="eastAsia"/>
-              </w:rPr>
-              <w:t>文件不超过</w:t>
-            </w:r>
-            <w:r>
-              <w:rPr>
-                <w:rFonts w:hint="eastAsia"/>
-              </w:rPr>
-              <w:t>1K</w:t>
-            </w:r>
-            <w:r>
-              <w:rPr>
-                <w:rFonts w:hint="eastAsia"/>
-              </w:rPr>
-              <w:t>，集合数据量超过</w:t>
-            </w:r>
-            <w:r>
-              <w:rPr>
-                <w:rFonts w:hint="eastAsia"/>
-              </w:rPr>
-              <w:t>1K</w:t>
-            </w:r>
-            <w:r>
-              <w:rPr>
-                <w:rFonts w:hint="eastAsia"/>
-              </w:rPr>
-              <w:t>则切分为多个文件</w:t>
-            </w:r>
-            <w:r>
-              <w:rPr>
-                <w:rFonts w:hint="eastAsia"/>
-              </w:rPr>
-              <w:t>；</w:t>
+              <w:t>8</w:t>
+            </w:r>
+            <w:r>
+              <w:rPr>
+                <w:rFonts w:hint="eastAsia"/>
+              </w:rPr>
+              <w:t>）必须指定其一</w:t>
             </w:r>
           </w:p>
           <w:p>
@@ -7526,110 +8572,18 @@
               <w:rPr>
                 <w:rFonts w:hint="eastAsia"/>
               </w:rPr>
-              <w:t>2</w:t>
-            </w:r>
-            <w:r>
-              <w:rPr>
-                <w:rFonts w:hint="eastAsia"/>
-              </w:rPr>
-              <w:t>）第一步，生成配置文件，配置文件中</w:t>
-            </w:r>
-            <w:r>
-              <w:rPr>
-                <w:rFonts w:hint="eastAsia"/>
-              </w:rPr>
-              <w:t>fields</w:t>
-            </w:r>
-            <w:r>
-              <w:rPr>
-                <w:rFonts w:hint="eastAsia"/>
-              </w:rPr>
-              <w:t>选项和集合一一对应；第二步，导出成功</w:t>
-            </w:r>
-            <w:r>
-              <w:rPr>
-                <w:rFonts w:hint="eastAsia"/>
-              </w:rPr>
-              <w:t>，</w:t>
-            </w:r>
-            <w:r>
-              <w:rPr>
-                <w:rFonts w:hint="eastAsia"/>
-              </w:rPr>
-              <w:t>csv</w:t>
-            </w:r>
-            <w:r>
-              <w:rPr>
-                <w:rFonts w:hint="eastAsia"/>
-              </w:rPr>
-              <w:t>文件无文件头部，</w:t>
-            </w:r>
-            <w:r>
-              <w:rPr>
-                <w:rFonts w:hint="eastAsia"/>
-              </w:rPr>
-              <w:t>数据正确</w:t>
-            </w:r>
-          </w:p>
-        </w:tc>
-      </w:tr>
-      <w:tr>
-        <w:tc>
-          <w:tcPr>
-            <w:tcW w:w="1878" w:type="dxa"/>
-          </w:tcPr>
-          <w:p>
-            <w:pPr>
-              <w:ind w:left="0"/>
-              <w:rPr>
-                <w:rFonts w:hint="eastAsia"/>
-              </w:rPr>
-            </w:pPr>
-            <w:r>
-              <w:rPr>
-                <w:rFonts w:hint="eastAsia"/>
-              </w:rPr>
-              <w:t>sdbexprt.002.</w:t>
-            </w:r>
-          </w:p>
-          <w:p>
-            <w:pPr>
-              <w:ind w:left="0"/>
-            </w:pPr>
-            <w:r>
-              <w:rPr>
-                <w:rFonts w:hint="eastAsia"/>
-              </w:rPr>
-              <w:t>fieldsSpecify</w:t>
-            </w:r>
-          </w:p>
-        </w:tc>
-        <w:tc>
-          <w:tcPr>
-            <w:tcW w:w="1275" w:type="dxa"/>
-          </w:tcPr>
-          <w:p>
-            <w:pPr>
-              <w:ind w:left="0"/>
-            </w:pPr>
-            <w:r>
-              <w:rPr>
-                <w:rFonts w:hint="eastAsia"/>
-              </w:rPr>
-              <w:t>多集合字段显示指定</w:t>
-            </w:r>
-          </w:p>
-        </w:tc>
-        <w:tc>
-          <w:tcPr>
-            <w:tcW w:w="3261" w:type="dxa"/>
-          </w:tcPr>
-          <w:p>
-            <w:pPr>
-              <w:ind w:left="0"/>
-              <w:rPr>
-                <w:rFonts w:hint="eastAsia"/>
-              </w:rPr>
+              <w:t>9</w:t>
+            </w:r>
+            <w:r>
+              <w:rPr>
+                <w:rFonts w:hint="eastAsia"/>
+              </w:rPr>
+              <w:t>）选项歧义</w:t>
+            </w:r>
+          </w:p>
+          <w:p>
+            <w:pPr>
+              <w:ind w:left="0"/>
             </w:pPr>
             <w:r>
               <w:rPr>
@@ -7641,1280 +8595,41 @@
               <w:rPr>
                 <w:rFonts w:hint="eastAsia"/>
               </w:rPr>
-              <w:t>1</w:t>
-            </w:r>
-            <w:r>
-              <w:rPr>
-                <w:rFonts w:hint="eastAsia"/>
-              </w:rPr>
-              <w:t>）导出</w:t>
-            </w:r>
-            <w:r>
-              <w:rPr>
-                <w:rFonts w:hint="eastAsia"/>
-              </w:rPr>
-              <w:t>2</w:t>
-            </w:r>
-            <w:r>
-              <w:rPr>
-                <w:rFonts w:hint="eastAsia"/>
-              </w:rPr>
-              <w:t>个集合到</w:t>
-            </w:r>
-            <w:r>
-              <w:rPr>
-                <w:rFonts w:hint="eastAsia"/>
-              </w:rPr>
-              <w:t>csv</w:t>
-            </w:r>
-            <w:r>
-              <w:rPr>
-                <w:rFonts w:hint="eastAsia"/>
-              </w:rPr>
-              <w:t>，在命令行中指定两次</w:t>
-            </w:r>
-            <w:r>
-              <w:rPr>
-                <w:rFonts w:hint="eastAsia"/>
-              </w:rPr>
-              <w:t>fields</w:t>
-            </w:r>
-            <w:r>
-              <w:rPr>
-                <w:rFonts w:hint="eastAsia"/>
-              </w:rPr>
-              <w:t>选项，例如：</w:t>
-            </w:r>
-            <w:r>
-              <w:t>./bin/sdbexprt -p 50000 --dir exprtpath --cscl cs1.cla,cs2.cla --fields cs1.cla:cstr,cnum --fields cs2.cla:cnum</w:t>
-            </w:r>
-          </w:p>
-          <w:p>
-            <w:pPr>
-              <w:ind w:left="0"/>
-            </w:pPr>
-            <w:r>
-              <w:rPr>
-                <w:rFonts w:hint="eastAsia"/>
-              </w:rPr>
-              <w:lastRenderedPageBreak/>
+              <w:t>10</w:t>
+            </w:r>
+            <w:r>
+              <w:rPr>
+                <w:rFonts w:hint="eastAsia"/>
+              </w:rPr>
+              <w:t>）选项歧义</w:t>
+            </w:r>
+          </w:p>
+          <w:p>
+            <w:pPr>
+              <w:ind w:left="0"/>
+            </w:pPr>
+            <w:r>
+              <w:rPr>
+                <w:rFonts w:hint="eastAsia"/>
+              </w:rPr>
               <w:t>（</w:t>
             </w:r>
             <w:r>
               <w:rPr>
                 <w:rFonts w:hint="eastAsia"/>
               </w:rPr>
-              <w:t>2</w:t>
-            </w:r>
-            <w:r>
-              <w:rPr>
-                <w:rFonts w:hint="eastAsia"/>
-              </w:rPr>
-              <w:t>）导出</w:t>
-            </w:r>
-            <w:r>
-              <w:rPr>
-                <w:rFonts w:hint="eastAsia"/>
-              </w:rPr>
-              <w:t>2</w:t>
-            </w:r>
-            <w:r>
-              <w:rPr>
-                <w:rFonts w:hint="eastAsia"/>
-              </w:rPr>
-              <w:t>个集合到</w:t>
-            </w:r>
-            <w:r>
-              <w:rPr>
-                <w:rFonts w:hint="eastAsia"/>
-              </w:rPr>
-              <w:t>csv</w:t>
-            </w:r>
-            <w:r>
-              <w:rPr>
-                <w:rFonts w:hint="eastAsia"/>
-              </w:rPr>
-              <w:t>，在命令行指定一个</w:t>
-            </w:r>
-            <w:r>
-              <w:rPr>
-                <w:rFonts w:hint="eastAsia"/>
-              </w:rPr>
-              <w:t>fields</w:t>
-            </w:r>
-            <w:r>
-              <w:rPr>
-                <w:rFonts w:hint="eastAsia"/>
-              </w:rPr>
-              <w:t>选项，在配置文件指定另一个</w:t>
-            </w:r>
-            <w:r>
-              <w:rPr>
-                <w:rFonts w:hint="eastAsia"/>
-              </w:rPr>
-              <w:t>fields</w:t>
-            </w:r>
-            <w:r>
-              <w:rPr>
-                <w:rFonts w:hint="eastAsia"/>
-              </w:rPr>
-              <w:t>选项，命令行结合配置文件进行导出，例如</w:t>
-            </w:r>
-            <w:r>
-              <w:t>./bin/sdbexprt --conf exprt.conf --fields cs1.cla:cstr,cnum</w:t>
-            </w:r>
-          </w:p>
-        </w:tc>
-        <w:tc>
-          <w:tcPr>
-            <w:tcW w:w="1751" w:type="dxa"/>
-          </w:tcPr>
-          <w:p>
-            <w:pPr>
-              <w:ind w:left="0"/>
-              <w:rPr>
-                <w:rFonts w:hint="eastAsia"/>
-              </w:rPr>
-            </w:pPr>
-            <w:r>
-              <w:rPr>
-                <w:rFonts w:hint="eastAsia"/>
-              </w:rPr>
-              <w:lastRenderedPageBreak/>
-              <w:t>（</w:t>
-            </w:r>
-            <w:r>
-              <w:rPr>
-                <w:rFonts w:hint="eastAsia"/>
-              </w:rPr>
-              <w:t>1</w:t>
-            </w:r>
-            <w:r>
-              <w:rPr>
-                <w:rFonts w:hint="eastAsia"/>
-              </w:rPr>
-              <w:t>）导出成功，数据正确</w:t>
-            </w:r>
-          </w:p>
-          <w:p>
-            <w:pPr>
-              <w:ind w:left="0"/>
-            </w:pPr>
-            <w:r>
-              <w:rPr>
-                <w:rFonts w:hint="eastAsia"/>
-              </w:rPr>
-              <w:t>（</w:t>
-            </w:r>
-            <w:r>
-              <w:rPr>
-                <w:rFonts w:hint="eastAsia"/>
-              </w:rPr>
-              <w:t>2</w:t>
-            </w:r>
-            <w:r>
-              <w:rPr>
-                <w:rFonts w:hint="eastAsia"/>
-              </w:rPr>
-              <w:t>）导出成功，数据正确</w:t>
-            </w:r>
-          </w:p>
-        </w:tc>
-      </w:tr>
-      <w:tr>
-        <w:tc>
-          <w:tcPr>
-            <w:tcW w:w="1878" w:type="dxa"/>
-          </w:tcPr>
-          <w:p>
-            <w:pPr>
-              <w:ind w:left="0"/>
-              <w:rPr>
-                <w:rFonts w:hint="eastAsia"/>
-              </w:rPr>
-            </w:pPr>
-            <w:r>
-              <w:rPr>
-                <w:rFonts w:hint="eastAsia"/>
-              </w:rPr>
-              <w:lastRenderedPageBreak/>
-              <w:t>sdbexprt.002.</w:t>
-            </w:r>
-          </w:p>
-          <w:p>
-            <w:pPr>
-              <w:ind w:left="0"/>
-            </w:pPr>
-            <w:r>
-              <w:rPr>
-                <w:rFonts w:hint="eastAsia"/>
-              </w:rPr>
-              <w:t>checkOptions</w:t>
-            </w:r>
-          </w:p>
-        </w:tc>
-        <w:tc>
-          <w:tcPr>
-            <w:tcW w:w="1275" w:type="dxa"/>
-          </w:tcPr>
-          <w:p>
-            <w:pPr>
-              <w:ind w:left="0"/>
-            </w:pPr>
-            <w:r>
-              <w:rPr>
-                <w:rFonts w:hint="eastAsia"/>
-              </w:rPr>
-              <w:t>选项校验</w:t>
-            </w:r>
-          </w:p>
-        </w:tc>
-        <w:tc>
-          <w:tcPr>
-            <w:tcW w:w="3261" w:type="dxa"/>
-          </w:tcPr>
-          <w:p>
-            <w:pPr>
-              <w:ind w:left="0"/>
-              <w:rPr>
-                <w:rFonts w:hint="eastAsia"/>
-              </w:rPr>
-            </w:pPr>
-            <w:r>
-              <w:rPr>
-                <w:rFonts w:hint="eastAsia"/>
-              </w:rPr>
-              <w:t>（</w:t>
-            </w:r>
-            <w:r>
-              <w:rPr>
-                <w:rFonts w:hint="eastAsia"/>
-              </w:rPr>
-              <w:t>1</w:t>
-            </w:r>
-            <w:r>
-              <w:rPr>
-                <w:rFonts w:hint="eastAsia"/>
-              </w:rPr>
-              <w:t>）</w:t>
-            </w:r>
-            <w:r>
-              <w:rPr>
-                <w:rFonts w:hint="eastAsia"/>
-              </w:rPr>
-              <w:t>-c</w:t>
-            </w:r>
-            <w:r>
-              <w:rPr>
-                <w:rFonts w:hint="eastAsia"/>
-              </w:rPr>
-              <w:t>、</w:t>
-            </w:r>
-            <w:r>
-              <w:rPr>
-                <w:rFonts w:hint="eastAsia"/>
-              </w:rPr>
-              <w:t>-l</w:t>
-            </w:r>
-            <w:r>
-              <w:rPr>
-                <w:rFonts w:hint="eastAsia"/>
-              </w:rPr>
-              <w:t>选项只指定其一</w:t>
-            </w:r>
-          </w:p>
-          <w:p>
-            <w:pPr>
-              <w:ind w:left="0"/>
-              <w:rPr>
-                <w:rFonts w:hint="eastAsia"/>
-              </w:rPr>
-            </w:pPr>
-            <w:r>
-              <w:rPr>
-                <w:rFonts w:hint="eastAsia"/>
-              </w:rPr>
-              <w:t>（</w:t>
-            </w:r>
-            <w:r>
-              <w:rPr>
-                <w:rFonts w:hint="eastAsia"/>
-              </w:rPr>
-              <w:t>2</w:t>
-            </w:r>
-            <w:r>
-              <w:rPr>
-                <w:rFonts w:hint="eastAsia"/>
-              </w:rPr>
-              <w:t>）</w:t>
-            </w:r>
-            <w:r>
-              <w:rPr>
-                <w:rFonts w:hint="eastAsia"/>
-              </w:rPr>
-              <w:t>--type</w:t>
-            </w:r>
-            <w:r>
-              <w:rPr>
-                <w:rFonts w:hint="eastAsia"/>
-              </w:rPr>
-              <w:t>指定非</w:t>
-            </w:r>
-            <w:r>
-              <w:rPr>
-                <w:rFonts w:hint="eastAsia"/>
-              </w:rPr>
-              <w:t>json</w:t>
-            </w:r>
-            <w:r>
-              <w:rPr>
-                <w:rFonts w:hint="eastAsia"/>
-              </w:rPr>
-              <w:t>或</w:t>
-            </w:r>
-            <w:r>
-              <w:rPr>
-                <w:rFonts w:hint="eastAsia"/>
-              </w:rPr>
-              <w:t>csv</w:t>
-            </w:r>
-            <w:r>
-              <w:rPr>
-                <w:rFonts w:hint="eastAsia"/>
-              </w:rPr>
-              <w:t>，如</w:t>
-            </w:r>
-            <w:r>
-              <w:rPr>
-                <w:rFonts w:hint="eastAsia"/>
-              </w:rPr>
-              <w:t>txt</w:t>
-            </w:r>
-          </w:p>
-          <w:p>
-            <w:pPr>
-              <w:ind w:left="0"/>
-              <w:rPr>
-                <w:rFonts w:hint="eastAsia"/>
-              </w:rPr>
-            </w:pPr>
-            <w:r>
-              <w:rPr>
-                <w:rFonts w:hint="eastAsia"/>
-              </w:rPr>
-              <w:t>（</w:t>
-            </w:r>
-            <w:r>
-              <w:rPr>
-                <w:rFonts w:hint="eastAsia"/>
-              </w:rPr>
-              <w:t>3</w:t>
-            </w:r>
-            <w:r>
-              <w:rPr>
-                <w:rFonts w:hint="eastAsia"/>
-              </w:rPr>
-              <w:t>）同时指定</w:t>
-            </w:r>
-            <w:r>
-              <w:rPr>
-                <w:rFonts w:hint="eastAsia"/>
-              </w:rPr>
-              <w:t>--conf</w:t>
-            </w:r>
-            <w:r>
-              <w:rPr>
-                <w:rFonts w:hint="eastAsia"/>
-              </w:rPr>
-              <w:t>和</w:t>
-            </w:r>
-            <w:r>
-              <w:rPr>
-                <w:rFonts w:hint="eastAsia"/>
-              </w:rPr>
-              <w:t>--genconf</w:t>
-            </w:r>
-          </w:p>
-          <w:p>
-            <w:pPr>
-              <w:ind w:left="0"/>
-              <w:rPr>
-                <w:rFonts w:hint="eastAsia"/>
-              </w:rPr>
-            </w:pPr>
-            <w:r>
-              <w:rPr>
-                <w:rFonts w:hint="eastAsia"/>
-              </w:rPr>
-              <w:t>（</w:t>
-            </w:r>
-            <w:r>
-              <w:rPr>
-                <w:rFonts w:hint="eastAsia"/>
-              </w:rPr>
-              <w:t>4</w:t>
-            </w:r>
-            <w:r>
-              <w:rPr>
-                <w:rFonts w:hint="eastAsia"/>
-              </w:rPr>
-              <w:t>）</w:t>
-            </w:r>
-            <w:r>
-              <w:rPr>
-                <w:rFonts w:hint="eastAsia"/>
-              </w:rPr>
-              <w:t>-c</w:t>
-            </w:r>
-            <w:r>
-              <w:rPr>
-                <w:rFonts w:hint="eastAsia"/>
-              </w:rPr>
-              <w:t>、</w:t>
-            </w:r>
-            <w:r>
-              <w:rPr>
-                <w:rFonts w:hint="eastAsia"/>
-              </w:rPr>
-              <w:t>-l</w:t>
-            </w:r>
-            <w:r>
-              <w:rPr>
-                <w:rFonts w:hint="eastAsia"/>
-              </w:rPr>
-              <w:t>和</w:t>
-            </w:r>
-            <w:r>
-              <w:rPr>
-                <w:rFonts w:hint="eastAsia"/>
-              </w:rPr>
-              <w:t>--cscl</w:t>
-            </w:r>
-            <w:r>
-              <w:rPr>
-                <w:rFonts w:hint="eastAsia"/>
-              </w:rPr>
-              <w:t>、</w:t>
-            </w:r>
-            <w:r>
-              <w:rPr>
-                <w:rFonts w:hint="eastAsia"/>
-              </w:rPr>
-              <w:t>--excludecscl</w:t>
-            </w:r>
-            <w:r>
-              <w:rPr>
-                <w:rFonts w:hint="eastAsia"/>
-              </w:rPr>
-              <w:t>混用</w:t>
-            </w:r>
-          </w:p>
-          <w:p>
-            <w:pPr>
-              <w:ind w:left="0"/>
-              <w:rPr>
-                <w:rFonts w:hint="eastAsia"/>
-              </w:rPr>
-            </w:pPr>
-            <w:r>
-              <w:rPr>
-                <w:rFonts w:hint="eastAsia"/>
-              </w:rPr>
-              <w:t>（</w:t>
-            </w:r>
-            <w:r>
-              <w:rPr>
-                <w:rFonts w:hint="eastAsia"/>
-              </w:rPr>
-              <w:t>5</w:t>
-            </w:r>
-            <w:r>
-              <w:rPr>
-                <w:rFonts w:hint="eastAsia"/>
-              </w:rPr>
-              <w:t>）指定</w:t>
-            </w:r>
-            <w:r>
-              <w:rPr>
-                <w:rFonts w:hint="eastAsia"/>
-              </w:rPr>
-              <w:t>delchar</w:t>
-            </w:r>
-            <w:r>
-              <w:rPr>
-                <w:rFonts w:hint="eastAsia"/>
-              </w:rPr>
-              <w:t>、</w:t>
-            </w:r>
-            <w:r>
-              <w:rPr>
-                <w:rFonts w:hint="eastAsia"/>
-              </w:rPr>
-              <w:t>delfield</w:t>
-            </w:r>
-            <w:r>
-              <w:rPr>
-                <w:rFonts w:hint="eastAsia"/>
-              </w:rPr>
-              <w:t>、</w:t>
-            </w:r>
-            <w:r>
-              <w:rPr>
-                <w:rFonts w:hint="eastAsia"/>
-              </w:rPr>
-              <w:t>delrecord</w:t>
-            </w:r>
-            <w:r>
-              <w:rPr>
-                <w:rFonts w:hint="eastAsia"/>
-              </w:rPr>
-              <w:t>其中两个选项相等</w:t>
-            </w:r>
-          </w:p>
-          <w:p>
-            <w:pPr>
-              <w:ind w:left="0"/>
-              <w:rPr>
-                <w:rFonts w:hint="eastAsia"/>
-              </w:rPr>
-            </w:pPr>
-            <w:r>
-              <w:rPr>
-                <w:rFonts w:hint="eastAsia"/>
-              </w:rPr>
-              <w:t>（</w:t>
-            </w:r>
-            <w:r>
-              <w:rPr>
-                <w:rFonts w:hint="eastAsia"/>
-              </w:rPr>
-              <w:t>6</w:t>
-            </w:r>
-            <w:r>
-              <w:rPr>
-                <w:rFonts w:hint="eastAsia"/>
-              </w:rPr>
-              <w:t>）指定</w:t>
-            </w:r>
-            <w:r>
-              <w:rPr>
-                <w:rFonts w:hint="eastAsia"/>
-              </w:rPr>
-              <w:t>delchar</w:t>
-            </w:r>
-            <w:r>
-              <w:rPr>
-                <w:rFonts w:hint="eastAsia"/>
-              </w:rPr>
-              <w:t>、</w:t>
-            </w:r>
-            <w:r>
-              <w:rPr>
-                <w:rFonts w:hint="eastAsia"/>
-              </w:rPr>
-              <w:t>delfield</w:t>
-            </w:r>
-            <w:r>
-              <w:rPr>
-                <w:rFonts w:hint="eastAsia"/>
-              </w:rPr>
-              <w:t>为空格或者‘</w:t>
-            </w:r>
-            <w:r>
-              <w:rPr>
-                <w:rFonts w:hint="eastAsia"/>
-              </w:rPr>
-              <w:t>\t</w:t>
-            </w:r>
-            <w:r>
-              <w:rPr>
-                <w:rFonts w:hint="eastAsia"/>
-              </w:rPr>
-              <w:t>’</w:t>
-            </w:r>
-          </w:p>
-          <w:p>
-            <w:pPr>
-              <w:ind w:left="0"/>
-              <w:rPr>
-                <w:rFonts w:hint="eastAsia"/>
-              </w:rPr>
-            </w:pPr>
-            <w:r>
-              <w:rPr>
-                <w:rFonts w:hint="eastAsia"/>
-              </w:rPr>
-              <w:t>（</w:t>
-            </w:r>
-            <w:r>
-              <w:rPr>
-                <w:rFonts w:hint="eastAsia"/>
-              </w:rPr>
-              <w:t>7</w:t>
-            </w:r>
-            <w:r>
-              <w:rPr>
-                <w:rFonts w:hint="eastAsia"/>
-              </w:rPr>
-              <w:t>）同时指定</w:t>
-            </w:r>
-            <w:r>
-              <w:rPr>
-                <w:rFonts w:hint="eastAsia"/>
-              </w:rPr>
-              <w:t>file</w:t>
-            </w:r>
-            <w:r>
-              <w:rPr>
-                <w:rFonts w:hint="eastAsia"/>
-              </w:rPr>
-              <w:t>和</w:t>
-            </w:r>
-            <w:r>
-              <w:rPr>
-                <w:rFonts w:hint="eastAsia"/>
-              </w:rPr>
-              <w:t>dir</w:t>
-            </w:r>
-          </w:p>
-          <w:p>
-            <w:pPr>
-              <w:ind w:left="0"/>
-              <w:rPr>
-                <w:rFonts w:hint="eastAsia"/>
-              </w:rPr>
-            </w:pPr>
-            <w:r>
-              <w:rPr>
-                <w:rFonts w:hint="eastAsia"/>
-              </w:rPr>
-              <w:t>（</w:t>
-            </w:r>
-            <w:r>
-              <w:rPr>
-                <w:rFonts w:hint="eastAsia"/>
-              </w:rPr>
-              <w:t>8</w:t>
-            </w:r>
-            <w:r>
-              <w:rPr>
-                <w:rFonts w:hint="eastAsia"/>
-              </w:rPr>
-              <w:t>）同时不指定</w:t>
-            </w:r>
-            <w:r>
-              <w:rPr>
-                <w:rFonts w:hint="eastAsia"/>
-              </w:rPr>
-              <w:t>file</w:t>
-            </w:r>
-            <w:r>
-              <w:rPr>
-                <w:rFonts w:hint="eastAsia"/>
-              </w:rPr>
-              <w:t>和</w:t>
-            </w:r>
-            <w:r>
-              <w:rPr>
-                <w:rFonts w:hint="eastAsia"/>
-              </w:rPr>
-              <w:t>dir</w:t>
-            </w:r>
-            <w:r>
-              <w:rPr>
-                <w:rFonts w:hint="eastAsia"/>
-              </w:rPr>
-              <w:t>，也不指定</w:t>
-            </w:r>
-            <w:r>
-              <w:rPr>
-                <w:rFonts w:hint="eastAsia"/>
-              </w:rPr>
-              <w:t>genconf</w:t>
-            </w:r>
-          </w:p>
-          <w:p>
-            <w:pPr>
-              <w:ind w:left="0"/>
-              <w:rPr>
-                <w:rFonts w:hint="eastAsia"/>
-              </w:rPr>
-            </w:pPr>
-            <w:r>
-              <w:rPr>
-                <w:rFonts w:hint="eastAsia"/>
-              </w:rPr>
-              <w:t>（</w:t>
-            </w:r>
-            <w:r>
-              <w:rPr>
-                <w:rFonts w:hint="eastAsia"/>
-              </w:rPr>
-              <w:t>9</w:t>
-            </w:r>
-            <w:r>
-              <w:rPr>
-                <w:rFonts w:hint="eastAsia"/>
-              </w:rPr>
-              <w:t>）导出多集合时，指定</w:t>
-            </w:r>
-            <w:r>
-              <w:rPr>
-                <w:rFonts w:hint="eastAsia"/>
-              </w:rPr>
-              <w:t>file</w:t>
-            </w:r>
-            <w:r>
-              <w:rPr>
-                <w:rFonts w:hint="eastAsia"/>
-              </w:rPr>
-              <w:t>、</w:t>
-            </w:r>
-            <w:r>
-              <w:rPr>
-                <w:rFonts w:hint="eastAsia"/>
-              </w:rPr>
-              <w:t>select</w:t>
-            </w:r>
-            <w:r>
-              <w:rPr>
-                <w:rFonts w:hint="eastAsia"/>
-              </w:rPr>
-              <w:t>、</w:t>
-            </w:r>
-            <w:r>
-              <w:rPr>
-                <w:rFonts w:hint="eastAsia"/>
-              </w:rPr>
-              <w:t>sort</w:t>
-            </w:r>
-            <w:r>
-              <w:rPr>
-                <w:rFonts w:hint="eastAsia"/>
-              </w:rPr>
-              <w:t>、</w:t>
-            </w:r>
-            <w:r>
-              <w:rPr>
-                <w:rFonts w:hint="eastAsia"/>
-              </w:rPr>
-              <w:t>filter</w:t>
-            </w:r>
-          </w:p>
-          <w:p>
-            <w:pPr>
-              <w:ind w:left="0"/>
-              <w:rPr>
-                <w:rFonts w:hint="eastAsia"/>
-              </w:rPr>
-            </w:pPr>
-            <w:r>
-              <w:rPr>
-                <w:rFonts w:hint="eastAsia"/>
-              </w:rPr>
-              <w:t>（</w:t>
-            </w:r>
-            <w:r>
-              <w:rPr>
-                <w:rFonts w:hint="eastAsia"/>
-              </w:rPr>
-              <w:t>10</w:t>
-            </w:r>
-            <w:r>
-              <w:rPr>
-                <w:rFonts w:hint="eastAsia"/>
-              </w:rPr>
-              <w:t>）</w:t>
-            </w:r>
-            <w:r>
-              <w:rPr>
-                <w:rFonts w:hint="eastAsia"/>
-              </w:rPr>
-              <w:t>导出多集合到</w:t>
-            </w:r>
-            <w:r>
-              <w:rPr>
-                <w:rFonts w:hint="eastAsia"/>
-              </w:rPr>
-              <w:t>csv</w:t>
-            </w:r>
-            <w:r>
-              <w:rPr>
-                <w:rFonts w:hint="eastAsia"/>
-              </w:rPr>
-              <w:t>，不指定</w:t>
-            </w:r>
-            <w:r>
-              <w:rPr>
-                <w:rFonts w:hint="eastAsia"/>
-              </w:rPr>
-              <w:t>force</w:t>
-            </w:r>
-            <w:r>
-              <w:rPr>
-                <w:rFonts w:hint="eastAsia"/>
-              </w:rPr>
-              <w:t>，只指定一个</w:t>
-            </w:r>
-            <w:r>
-              <w:rPr>
-                <w:rFonts w:hint="eastAsia"/>
-              </w:rPr>
-              <w:t>fields</w:t>
-            </w:r>
-          </w:p>
-          <w:p>
-            <w:pPr>
-              <w:ind w:left="0"/>
-              <w:rPr>
-                <w:rFonts w:hint="eastAsia"/>
-              </w:rPr>
-            </w:pPr>
-            <w:r>
-              <w:rPr>
-                <w:rFonts w:hint="eastAsia"/>
-              </w:rPr>
-              <w:t>（</w:t>
-            </w:r>
-            <w:r>
-              <w:rPr>
-                <w:rFonts w:hint="eastAsia"/>
-              </w:rPr>
               <w:t>11</w:t>
             </w:r>
             <w:r>
               <w:rPr>
                 <w:rFonts w:hint="eastAsia"/>
               </w:rPr>
-              <w:t>）同时指定</w:t>
-            </w:r>
-            <w:r>
-              <w:rPr>
-                <w:rFonts w:hint="eastAsia"/>
-              </w:rPr>
-              <w:t>fields</w:t>
-            </w:r>
-            <w:r>
-              <w:rPr>
-                <w:rFonts w:hint="eastAsia"/>
-              </w:rPr>
-              <w:t>和</w:t>
-            </w:r>
-            <w:r>
-              <w:rPr>
-                <w:rFonts w:hint="eastAsia"/>
-              </w:rPr>
-              <w:t>select</w:t>
-            </w:r>
-          </w:p>
-          <w:p>
-            <w:pPr>
-              <w:ind w:left="0"/>
-              <w:rPr>
-                <w:rFonts w:hint="eastAsia"/>
-              </w:rPr>
-            </w:pPr>
-            <w:r>
-              <w:rPr>
-                <w:rFonts w:hint="eastAsia"/>
-              </w:rPr>
-              <w:t>（</w:t>
-            </w:r>
-            <w:r>
-              <w:rPr>
-                <w:rFonts w:hint="eastAsia"/>
-              </w:rPr>
-              <w:t>12</w:t>
-            </w:r>
-            <w:r>
-              <w:rPr>
-                <w:rFonts w:hint="eastAsia"/>
-              </w:rPr>
-              <w:t>）指定选项值格式不符合，如</w:t>
-            </w:r>
-            <w:r>
-              <w:rPr>
-                <w:rFonts w:hint="eastAsia"/>
-              </w:rPr>
-              <w:t>filelimit</w:t>
-            </w:r>
-            <w:r>
-              <w:rPr>
-                <w:rFonts w:hint="eastAsia"/>
-              </w:rPr>
-              <w:t>、</w:t>
-            </w:r>
-            <w:r>
-              <w:rPr>
-                <w:rFonts w:hint="eastAsia"/>
-              </w:rPr>
-              <w:t>fields</w:t>
-            </w:r>
-            <w:r>
-              <w:rPr>
-                <w:rFonts w:hint="eastAsia"/>
-              </w:rPr>
-              <w:t>等</w:t>
-            </w:r>
-          </w:p>
-          <w:p>
-            <w:pPr>
-              <w:ind w:left="0"/>
-            </w:pPr>
-            <w:r>
-              <w:rPr>
-                <w:rFonts w:hint="eastAsia"/>
-              </w:rPr>
-              <w:t>（</w:t>
-            </w:r>
-            <w:r>
-              <w:rPr>
-                <w:rFonts w:hint="eastAsia"/>
-              </w:rPr>
-              <w:t>13</w:t>
-            </w:r>
-            <w:r>
-              <w:rPr>
-                <w:rFonts w:hint="eastAsia"/>
-              </w:rPr>
-              <w:t>）指定一个无法连接的节点</w:t>
-            </w:r>
-          </w:p>
-        </w:tc>
-        <w:tc>
-          <w:tcPr>
-            <w:tcW w:w="1751" w:type="dxa"/>
-          </w:tcPr>
-          <w:p>
-            <w:pPr>
-              <w:ind w:left="0"/>
-              <w:rPr>
-                <w:rFonts w:hint="eastAsia"/>
-              </w:rPr>
-            </w:pPr>
-            <w:r>
-              <w:rPr>
-                <w:rFonts w:hint="eastAsia"/>
-              </w:rPr>
-              <w:t>错误，其中提示：</w:t>
-            </w:r>
-          </w:p>
-          <w:p>
-            <w:pPr>
-              <w:ind w:left="0"/>
-              <w:rPr>
-                <w:rFonts w:hint="eastAsia"/>
-              </w:rPr>
-            </w:pPr>
-            <w:r>
-              <w:rPr>
-                <w:rFonts w:hint="eastAsia"/>
-              </w:rPr>
-              <w:t>（</w:t>
-            </w:r>
-            <w:r>
-              <w:rPr>
-                <w:rFonts w:hint="eastAsia"/>
-              </w:rPr>
-              <w:t>1</w:t>
-            </w:r>
-            <w:r>
-              <w:rPr>
-                <w:rFonts w:hint="eastAsia"/>
-              </w:rPr>
-              <w:t>）必须同时指定</w:t>
-            </w:r>
-          </w:p>
-          <w:p>
-            <w:pPr>
-              <w:ind w:left="0"/>
-              <w:rPr>
-                <w:rFonts w:hint="eastAsia"/>
-              </w:rPr>
-            </w:pPr>
-            <w:r>
-              <w:rPr>
-                <w:rFonts w:hint="eastAsia"/>
-              </w:rPr>
-              <w:t>（</w:t>
-            </w:r>
-            <w:r>
-              <w:rPr>
-                <w:rFonts w:hint="eastAsia"/>
-              </w:rPr>
-              <w:t>2</w:t>
-            </w:r>
-            <w:r>
-              <w:rPr>
-                <w:rFonts w:hint="eastAsia"/>
-              </w:rPr>
-              <w:t>）必须是</w:t>
-            </w:r>
-            <w:r>
-              <w:rPr>
-                <w:rFonts w:hint="eastAsia"/>
-              </w:rPr>
-              <w:t>csv</w:t>
-            </w:r>
-            <w:r>
-              <w:rPr>
-                <w:rFonts w:hint="eastAsia"/>
-              </w:rPr>
-              <w:t>或</w:t>
-            </w:r>
-            <w:r>
-              <w:rPr>
-                <w:rFonts w:hint="eastAsia"/>
-              </w:rPr>
-              <w:t>json</w:t>
-            </w:r>
-          </w:p>
-          <w:p>
-            <w:pPr>
-              <w:ind w:left="0"/>
-              <w:rPr>
-                <w:rFonts w:hint="eastAsia"/>
-              </w:rPr>
-            </w:pPr>
-            <w:r>
-              <w:rPr>
-                <w:rFonts w:hint="eastAsia"/>
-              </w:rPr>
-              <w:t>（</w:t>
-            </w:r>
-            <w:r>
-              <w:rPr>
-                <w:rFonts w:hint="eastAsia"/>
-              </w:rPr>
-              <w:t>3</w:t>
-            </w:r>
-            <w:r>
-              <w:rPr>
-                <w:rFonts w:hint="eastAsia"/>
-              </w:rPr>
-              <w:t>）无法同时指定</w:t>
-            </w:r>
-          </w:p>
-          <w:p>
-            <w:pPr>
-              <w:ind w:left="0"/>
-              <w:rPr>
-                <w:rFonts w:hint="eastAsia"/>
-              </w:rPr>
-            </w:pPr>
-            <w:r>
-              <w:rPr>
-                <w:rFonts w:hint="eastAsia"/>
-              </w:rPr>
-              <w:t>（</w:t>
-            </w:r>
-            <w:r>
-              <w:rPr>
-                <w:rFonts w:hint="eastAsia"/>
-              </w:rPr>
-              <w:t>4</w:t>
-            </w:r>
-            <w:r>
-              <w:rPr>
-                <w:rFonts w:hint="eastAsia"/>
-              </w:rPr>
-              <w:t>）不能混用</w:t>
-            </w:r>
-          </w:p>
-          <w:p>
-            <w:pPr>
-              <w:ind w:left="0"/>
-              <w:rPr>
-                <w:rFonts w:hint="eastAsia"/>
-              </w:rPr>
-            </w:pPr>
-            <w:r>
-              <w:rPr>
-                <w:rFonts w:hint="eastAsia"/>
-              </w:rPr>
-              <w:t>（</w:t>
-            </w:r>
-            <w:r>
-              <w:rPr>
-                <w:rFonts w:hint="eastAsia"/>
-              </w:rPr>
-              <w:t>5</w:t>
-            </w:r>
-            <w:r>
-              <w:rPr>
-                <w:rFonts w:hint="eastAsia"/>
-              </w:rPr>
-              <w:t>）两两之间不能相等</w:t>
-            </w:r>
-          </w:p>
-          <w:p>
-            <w:pPr>
-              <w:ind w:left="0"/>
-              <w:rPr>
-                <w:rFonts w:hint="eastAsia"/>
-              </w:rPr>
-            </w:pPr>
-            <w:r>
-              <w:rPr>
-                <w:rFonts w:hint="eastAsia"/>
-              </w:rPr>
-              <w:t>（</w:t>
-            </w:r>
-            <w:r>
-              <w:rPr>
-                <w:rFonts w:hint="eastAsia"/>
-              </w:rPr>
-              <w:t>6</w:t>
-            </w:r>
-            <w:r>
-              <w:rPr>
-                <w:rFonts w:hint="eastAsia"/>
-              </w:rPr>
-              <w:t>）不能为空格或者</w:t>
-            </w:r>
-            <w:r>
-              <w:rPr>
-                <w:rFonts w:hint="eastAsia"/>
-              </w:rPr>
-              <w:t>tab</w:t>
-            </w:r>
-          </w:p>
-          <w:p>
-            <w:pPr>
-              <w:ind w:left="0"/>
-              <w:rPr>
-                <w:rFonts w:hint="eastAsia"/>
-              </w:rPr>
-            </w:pPr>
-            <w:r>
-              <w:rPr>
-                <w:rFonts w:hint="eastAsia"/>
-              </w:rPr>
-              <w:t>（</w:t>
-            </w:r>
-            <w:r>
-              <w:rPr>
-                <w:rFonts w:hint="eastAsia"/>
-              </w:rPr>
-              <w:t>7</w:t>
-            </w:r>
-            <w:r>
-              <w:rPr>
-                <w:rFonts w:hint="eastAsia"/>
-              </w:rPr>
-              <w:t>）无法同时指定</w:t>
-            </w:r>
-          </w:p>
-          <w:p>
-            <w:pPr>
-              <w:ind w:left="0"/>
-              <w:rPr>
-                <w:rFonts w:hint="eastAsia"/>
-              </w:rPr>
-            </w:pPr>
-            <w:r>
-              <w:rPr>
-                <w:rFonts w:hint="eastAsia"/>
-              </w:rPr>
-              <w:t>（</w:t>
-            </w:r>
-            <w:r>
-              <w:rPr>
-                <w:rFonts w:hint="eastAsia"/>
-              </w:rPr>
-              <w:t>8</w:t>
-            </w:r>
-            <w:r>
-              <w:rPr>
-                <w:rFonts w:hint="eastAsia"/>
-              </w:rPr>
-              <w:t>）必须指定其一</w:t>
-            </w:r>
-          </w:p>
-          <w:p>
-            <w:pPr>
-              <w:ind w:left="0"/>
-              <w:rPr>
-                <w:rFonts w:hint="eastAsia"/>
-              </w:rPr>
-            </w:pPr>
-            <w:r>
-              <w:rPr>
-                <w:rFonts w:hint="eastAsia"/>
-              </w:rPr>
-              <w:t>（</w:t>
-            </w:r>
-            <w:r>
-              <w:rPr>
-                <w:rFonts w:hint="eastAsia"/>
-              </w:rPr>
-              <w:t>9</w:t>
-            </w:r>
-            <w:r>
-              <w:rPr>
-                <w:rFonts w:hint="eastAsia"/>
-              </w:rPr>
-              <w:t>）选项歧义</w:t>
-            </w:r>
-          </w:p>
-          <w:p>
-            <w:pPr>
-              <w:ind w:left="0"/>
-              <w:rPr>
-                <w:rFonts w:hint="eastAsia"/>
-              </w:rPr>
-            </w:pPr>
-            <w:r>
-              <w:rPr>
-                <w:rFonts w:hint="eastAsia"/>
-              </w:rPr>
-              <w:t>（</w:t>
-            </w:r>
-            <w:r>
-              <w:rPr>
-                <w:rFonts w:hint="eastAsia"/>
-              </w:rPr>
-              <w:t>10</w:t>
-            </w:r>
-            <w:r>
-              <w:rPr>
-                <w:rFonts w:hint="eastAsia"/>
-              </w:rPr>
-              <w:t>）选项歧义</w:t>
-            </w:r>
-          </w:p>
-          <w:p>
-            <w:pPr>
-              <w:ind w:left="0"/>
-              <w:rPr>
-                <w:rFonts w:hint="eastAsia"/>
-              </w:rPr>
-            </w:pPr>
-            <w:r>
-              <w:rPr>
-                <w:rFonts w:hint="eastAsia"/>
-              </w:rPr>
-              <w:t>（</w:t>
-            </w:r>
-            <w:r>
-              <w:rPr>
-                <w:rFonts w:hint="eastAsia"/>
-              </w:rPr>
-              <w:t>11</w:t>
-            </w:r>
-            <w:r>
-              <w:rPr>
-                <w:rFonts w:hint="eastAsia"/>
-              </w:rPr>
               <w:t>）不能同时指定</w:t>
             </w:r>
           </w:p>
           <w:p>
             <w:pPr>
               <w:ind w:left="0"/>
-              <w:rPr>
-                <w:rFonts w:hint="eastAsia"/>
-              </w:rPr>
             </w:pPr>
             <w:r>
               <w:rPr>
